--- a/doc/詞/宋朝/歐陽修/歐陽修-生查子·元夕.docx
+++ b/doc/詞/宋朝/歐陽修/歐陽修-生查子·元夕.docx
@@ -1,6 +1,6 @@
 
 <file path=word/document.xml><?xml version="1.0" encoding="utf-8"?>
-<w:document xmlns:wpc="http://schemas.microsoft.com/office/word/2010/wordprocessingCanvas" xmlns:cx="http://schemas.microsoft.com/office/drawing/2014/chartex" xmlns:cx1="http://schemas.microsoft.com/office/drawing/2015/9/8/chartex" xmlns:cx2="http://schemas.microsoft.com/office/drawing/2015/10/21/chartex" xmlns:cx3="http://schemas.microsoft.com/office/drawing/2016/5/9/chartex" xmlns:cx4="http://schemas.microsoft.com/office/drawing/2016/5/10/chartex" xmlns:cx5="http://schemas.microsoft.com/office/drawing/2016/5/11/chartex" xmlns:cx6="http://schemas.microsoft.com/office/drawing/2016/5/12/chartex" xmlns:cx7="http://schemas.microsoft.com/office/drawing/2016/5/13/chartex" xmlns:cx8="http://schemas.microsoft.com/office/drawing/2016/5/14/chartex" xmlns:mc="http://schemas.openxmlformats.org/markup-compatibility/2006" xmlns:aink="http://schemas.microsoft.com/office/drawing/2016/ink" xmlns:am3d="http://schemas.microsoft.com/office/drawing/2017/model3d" xmlns:o="urn:schemas-microsoft-com:office:office" xmlns:r="http://schemas.openxmlformats.org/officeDocument/2006/relationships" xmlns:m="http://schemas.openxmlformats.org/officeDocument/2006/math" xmlns:v="urn:schemas-microsoft-com:vml" xmlns:wp14="http://schemas.microsoft.com/office/word/2010/wordprocessingDrawing" xmlns:wp="http://schemas.openxmlformats.org/drawingml/2006/wordprocessingDrawing" xmlns:w10="urn:schemas-microsoft-com:office:word" xmlns:w="http://schemas.openxmlformats.org/wordprocessingml/2006/main" xmlns:w14="http://schemas.microsoft.com/office/word/2010/wordml" xmlns:w15="http://schemas.microsoft.com/office/word/2012/wordml" xmlns:w16cex="http://schemas.microsoft.com/office/word/2018/wordml/cex" xmlns:w16cid="http://schemas.microsoft.com/office/word/2016/wordml/cid" xmlns:w16="http://schemas.microsoft.com/office/word/2018/wordml" xmlns:w16sdtdh="http://schemas.microsoft.com/office/word/2020/wordml/sdtdatahash" xmlns:w16se="http://schemas.microsoft.com/office/word/2015/wordml/symex" xmlns:wpg="http://schemas.microsoft.com/office/word/2010/wordprocessingGroup" xmlns:wpi="http://schemas.microsoft.com/office/word/2010/wordprocessingInk" xmlns:wne="http://schemas.microsoft.com/office/word/2006/wordml" xmlns:wps="http://schemas.microsoft.com/office/word/2010/wordprocessingShape" mc:Ignorable="w14 w15 w16se w16cid w16 w16cex w16sdtdh wp14">
+<w:document xmlns:wpc="http://schemas.microsoft.com/office/word/2010/wordprocessingCanvas" xmlns:cx="http://schemas.microsoft.com/office/drawing/2014/chartex" xmlns:cx1="http://schemas.microsoft.com/office/drawing/2015/9/8/chartex" xmlns:cx2="http://schemas.microsoft.com/office/drawing/2015/10/21/chartex" xmlns:cx3="http://schemas.microsoft.com/office/drawing/2016/5/9/chartex" xmlns:cx4="http://schemas.microsoft.com/office/drawing/2016/5/10/chartex" xmlns:cx5="http://schemas.microsoft.com/office/drawing/2016/5/11/chartex" xmlns:cx6="http://schemas.microsoft.com/office/drawing/2016/5/12/chartex" xmlns:cx7="http://schemas.microsoft.com/office/drawing/2016/5/13/chartex" xmlns:cx8="http://schemas.microsoft.com/office/drawing/2016/5/14/chartex" xmlns:mc="http://schemas.openxmlformats.org/markup-compatibility/2006" xmlns:aink="http://schemas.microsoft.com/office/drawing/2016/ink" xmlns:am3d="http://schemas.microsoft.com/office/drawing/2017/model3d" xmlns:o="urn:schemas-microsoft-com:office:office" xmlns:oel="http://schemas.microsoft.com/office/2019/extlst" xmlns:r="http://schemas.openxmlformats.org/officeDocument/2006/relationships" xmlns:m="http://schemas.openxmlformats.org/officeDocument/2006/math" xmlns:v="urn:schemas-microsoft-com:vml" xmlns:wp14="http://schemas.microsoft.com/office/word/2010/wordprocessingDrawing" xmlns:wp="http://schemas.openxmlformats.org/drawingml/2006/wordprocessingDrawing" xmlns:w10="urn:schemas-microsoft-com:office:word" xmlns:w="http://schemas.openxmlformats.org/wordprocessingml/2006/main" xmlns:w14="http://schemas.microsoft.com/office/word/2010/wordml" xmlns:w15="http://schemas.microsoft.com/office/word/2012/wordml" xmlns:w16cex="http://schemas.microsoft.com/office/word/2018/wordml/cex" xmlns:w16cid="http://schemas.microsoft.com/office/word/2016/wordml/cid" xmlns:w16="http://schemas.microsoft.com/office/word/2018/wordml" xmlns:w16du="http://schemas.microsoft.com/office/word/2023/wordml/word16du" xmlns:w16sdtdh="http://schemas.microsoft.com/office/word/2020/wordml/sdtdatahash" xmlns:w16sdtfl="http://schemas.microsoft.com/office/word/2024/wordml/sdtformatlock" xmlns:w16se="http://schemas.microsoft.com/office/word/2015/wordml/symex" xmlns:wpg="http://schemas.microsoft.com/office/word/2010/wordprocessingGroup" xmlns:wpi="http://schemas.microsoft.com/office/word/2010/wordprocessingInk" xmlns:wne="http://schemas.microsoft.com/office/word/2006/wordml" xmlns:wps="http://schemas.microsoft.com/office/word/2010/wordprocessingShape" mc:Ignorable="w14 w15 w16se w16cid w16 w16cex w16sdtdh w16sdtfl w16du wp14">
   <w:body>
     <w:p>
       <w:pPr>
@@ -97,7 +97,6 @@
           <w:szCs w:val="32"/>
         </w:rPr>
       </w:pPr>
-      <w:proofErr w:type="gramStart"/>
       <w:r>
         <w:rPr>
           <w:rFonts w:hint="eastAsia"/>
@@ -105,19 +104,19 @@
           <w:sz w:val="32"/>
           <w:szCs w:val="32"/>
         </w:rPr>
-        <w:t>去年元夜時</w:t>
-      </w:r>
-      <w:proofErr w:type="gramEnd"/>
-      <w:r>
-        <w:rPr>
-          <w:rFonts w:hint="eastAsia"/>
+        <w:t>去年元夜時，花市燈如晝。月上柳梢頭，人約黃昏後。</w:t>
+      </w:r>
+    </w:p>
+    <w:p>
+      <w:pPr>
+        <w:spacing w:after="0" w:line="440" w:lineRule="exact"/>
+        <w:ind w:left="0" w:right="0" w:firstLine="0"/>
+        <w:rPr>
           <w:color w:val="0F0F0F"/>
           <w:sz w:val="32"/>
           <w:szCs w:val="32"/>
         </w:rPr>
-        <w:t>，</w:t>
-      </w:r>
-      <w:proofErr w:type="gramStart"/>
+      </w:pPr>
       <w:r>
         <w:rPr>
           <w:rFonts w:hint="eastAsia"/>
@@ -125,88 +124,7 @@
           <w:sz w:val="32"/>
           <w:szCs w:val="32"/>
         </w:rPr>
-        <w:t>花市燈如晝</w:t>
-      </w:r>
-      <w:proofErr w:type="gramEnd"/>
-      <w:r>
-        <w:rPr>
-          <w:rFonts w:hint="eastAsia"/>
-          <w:color w:val="0F0F0F"/>
-          <w:sz w:val="32"/>
-          <w:szCs w:val="32"/>
-        </w:rPr>
-        <w:t>。</w:t>
-      </w:r>
-      <w:proofErr w:type="gramStart"/>
-      <w:r>
-        <w:rPr>
-          <w:rFonts w:hint="eastAsia"/>
-          <w:color w:val="0F0F0F"/>
-          <w:sz w:val="32"/>
-          <w:szCs w:val="32"/>
-        </w:rPr>
-        <w:t>月上柳梢頭</w:t>
-      </w:r>
-      <w:proofErr w:type="gramEnd"/>
-      <w:r>
-        <w:rPr>
-          <w:rFonts w:hint="eastAsia"/>
-          <w:color w:val="0F0F0F"/>
-          <w:sz w:val="32"/>
-          <w:szCs w:val="32"/>
-        </w:rPr>
-        <w:t>，人約黃昏後。</w:t>
-      </w:r>
-    </w:p>
-    <w:p>
-      <w:pPr>
-        <w:spacing w:after="0" w:line="440" w:lineRule="exact"/>
-        <w:ind w:left="0" w:right="0" w:firstLine="0"/>
-        <w:rPr>
-          <w:color w:val="0F0F0F"/>
-          <w:sz w:val="32"/>
-          <w:szCs w:val="32"/>
-        </w:rPr>
-      </w:pPr>
-      <w:proofErr w:type="gramStart"/>
-      <w:r>
-        <w:rPr>
-          <w:rFonts w:hint="eastAsia"/>
-          <w:color w:val="0F0F0F"/>
-          <w:sz w:val="32"/>
-          <w:szCs w:val="32"/>
-        </w:rPr>
-        <w:t>今年元夜時</w:t>
-      </w:r>
-      <w:proofErr w:type="gramEnd"/>
-      <w:r>
-        <w:rPr>
-          <w:rFonts w:hint="eastAsia"/>
-          <w:color w:val="0F0F0F"/>
-          <w:sz w:val="32"/>
-          <w:szCs w:val="32"/>
-        </w:rPr>
-        <w:t>，月與燈依舊。不見去年人，淚</w:t>
-      </w:r>
-      <w:proofErr w:type="gramStart"/>
-      <w:r>
-        <w:rPr>
-          <w:rFonts w:hint="eastAsia"/>
-          <w:color w:val="0F0F0F"/>
-          <w:sz w:val="32"/>
-          <w:szCs w:val="32"/>
-        </w:rPr>
-        <w:t>濕春衫袖</w:t>
-      </w:r>
-      <w:proofErr w:type="gramEnd"/>
-      <w:r>
-        <w:rPr>
-          <w:rFonts w:hint="eastAsia"/>
-          <w:color w:val="0F0F0F"/>
-          <w:sz w:val="32"/>
-          <w:szCs w:val="32"/>
-        </w:rPr>
-        <w:t>。</w:t>
+        <w:t>今年元夜時，月與燈依舊。不見去年人，淚濕春衫袖。</w:t>
       </w:r>
     </w:p>
     <w:p>
@@ -225,7 +143,7 @@
     </w:p>
     <w:p>
       <w:pPr>
-        <w:spacing w:after="0" w:line="420" w:lineRule="exact"/>
+        <w:spacing w:after="0" w:line="440" w:lineRule="exact"/>
         <w:ind w:left="0" w:right="0" w:firstLine="0"/>
         <w:rPr>
           <w:spacing w:val="-4"/>
@@ -238,12 +156,12 @@
           <w:spacing w:val="-4"/>
           <w:szCs w:val="28"/>
         </w:rPr>
-        <w:t>去年正月十五元宵節，花市燈光像白天一樣明亮。</w:t>
+        <w:t>去年元宵節的夜晚，花市裡燈火通明，亮得如同白晝。月亮爬上了柳樹梢頭，情人們相約在黃昏過後悄悄會面。</w:t>
       </w:r>
     </w:p>
     <w:p>
       <w:pPr>
-        <w:spacing w:after="0" w:line="420" w:lineRule="exact"/>
+        <w:spacing w:beforeLines="50" w:before="120" w:after="0" w:line="440" w:lineRule="exact"/>
         <w:ind w:left="0" w:right="0" w:firstLine="0"/>
         <w:rPr>
           <w:spacing w:val="-4"/>
@@ -256,61 +174,7 @@
           <w:spacing w:val="-4"/>
           <w:szCs w:val="28"/>
         </w:rPr>
-        <w:t>月兒升起在柳樹梢頭，他約我黃昏</w:t>
-      </w:r>
-      <w:proofErr w:type="gramStart"/>
-      <w:r>
-        <w:rPr>
-          <w:rFonts w:hint="eastAsia"/>
-          <w:spacing w:val="-4"/>
-          <w:szCs w:val="28"/>
-        </w:rPr>
-        <w:t>以後同敘衷腸</w:t>
-      </w:r>
-      <w:proofErr w:type="gramEnd"/>
-      <w:r>
-        <w:rPr>
-          <w:rFonts w:hint="eastAsia"/>
-          <w:spacing w:val="-4"/>
-          <w:szCs w:val="28"/>
-        </w:rPr>
-        <w:t>。</w:t>
-      </w:r>
-    </w:p>
-    <w:p>
-      <w:pPr>
-        <w:spacing w:after="0" w:line="420" w:lineRule="exact"/>
-        <w:ind w:left="0" w:right="0" w:firstLine="0"/>
-        <w:rPr>
-          <w:spacing w:val="-4"/>
-          <w:szCs w:val="28"/>
-        </w:rPr>
-      </w:pPr>
-      <w:r>
-        <w:rPr>
-          <w:rFonts w:hint="eastAsia"/>
-          <w:spacing w:val="-4"/>
-          <w:szCs w:val="28"/>
-        </w:rPr>
-        <w:t>今年正月十五元宵節，月光與燈光仍同去年一樣。</w:t>
-      </w:r>
-    </w:p>
-    <w:p>
-      <w:pPr>
-        <w:spacing w:after="0" w:line="420" w:lineRule="exact"/>
-        <w:ind w:left="0" w:right="0" w:firstLine="0"/>
-        <w:rPr>
-          <w:spacing w:val="-4"/>
-          <w:szCs w:val="28"/>
-        </w:rPr>
-      </w:pPr>
-      <w:r>
-        <w:rPr>
-          <w:rFonts w:hint="eastAsia"/>
-          <w:spacing w:val="-4"/>
-          <w:szCs w:val="28"/>
-        </w:rPr>
-        <w:t>再也看不到去年的故人，淚珠兒不覺濕透了衣裳。</w:t>
+        <w:t>今年元宵節的夜晚，天上的月亮和街上的燈火依舊和去年一樣。只是再也看不到去年相約的那個人，相思的淚水打溼了春衫的衣袖。</w:t>
       </w:r>
     </w:p>
     <w:p>
@@ -338,14 +202,13 @@
           <w:ilvl w:val="0"/>
           <w:numId w:val="18"/>
         </w:numPr>
-        <w:spacing w:after="0" w:line="400" w:lineRule="exact"/>
-        <w:ind w:leftChars="0" w:right="0"/>
+        <w:spacing w:after="0" w:line="480" w:lineRule="exact"/>
+        <w:ind w:leftChars="0" w:left="284" w:right="0" w:hanging="284"/>
         <w:rPr>
           <w:color w:val="0F0F0F"/>
           <w:szCs w:val="28"/>
         </w:rPr>
       </w:pPr>
-      <w:proofErr w:type="gramStart"/>
       <w:r>
         <w:rPr>
           <w:rFonts w:hint="eastAsia"/>
@@ -371,7 +234,6 @@
         </w:rPr>
         <w:t>ㄓㄚ</w:t>
       </w:r>
-      <w:proofErr w:type="gramEnd"/>
       <w:r>
         <w:rPr>
           <w:rFonts w:hint="eastAsia"/>
@@ -396,7 +258,6 @@
         </w:rPr>
         <w:t>(</w:t>
       </w:r>
-      <w:proofErr w:type="gramStart"/>
       <w:r>
         <w:rPr>
           <w:rFonts w:hint="eastAsia"/>
@@ -406,7 +267,6 @@
         </w:rPr>
         <w:t>ㄗˇ</w:t>
       </w:r>
-      <w:proofErr w:type="gramEnd"/>
       <w:r>
         <w:rPr>
           <w:rFonts w:hint="eastAsia"/>
@@ -448,7 +308,6 @@
         </w:rPr>
         <w:t>(</w:t>
       </w:r>
-      <w:proofErr w:type="gramStart"/>
       <w:r>
         <w:rPr>
           <w:rFonts w:hint="eastAsia"/>
@@ -458,7 +317,6 @@
         </w:rPr>
         <w:t>ㄈㄤ</w:t>
       </w:r>
-      <w:proofErr w:type="gramEnd"/>
       <w:r>
         <w:rPr>
           <w:rFonts w:hint="eastAsia"/>
@@ -473,43 +331,7 @@
           <w:color w:val="0F0F0F"/>
           <w:szCs w:val="28"/>
         </w:rPr>
-        <w:t>曲。</w:t>
-      </w:r>
-      <w:proofErr w:type="gramStart"/>
-      <w:r>
-        <w:rPr>
-          <w:rFonts w:hint="eastAsia"/>
-          <w:color w:val="0F0F0F"/>
-          <w:szCs w:val="28"/>
-        </w:rPr>
-        <w:t>雙調</w:t>
-      </w:r>
-      <w:proofErr w:type="gramEnd"/>
-      <w:r>
-        <w:rPr>
-          <w:rFonts w:hint="eastAsia"/>
-          <w:color w:val="0F0F0F"/>
-          <w:szCs w:val="28"/>
-        </w:rPr>
-        <w:t>四十字，上</w:t>
-      </w:r>
-      <w:proofErr w:type="gramStart"/>
-      <w:r>
-        <w:rPr>
-          <w:rFonts w:hint="eastAsia"/>
-          <w:color w:val="0F0F0F"/>
-          <w:szCs w:val="28"/>
-        </w:rPr>
-        <w:t>下闕</w:t>
-      </w:r>
-      <w:proofErr w:type="gramEnd"/>
-      <w:r>
-        <w:rPr>
-          <w:rFonts w:hint="eastAsia"/>
-          <w:color w:val="0F0F0F"/>
-          <w:szCs w:val="28"/>
-        </w:rPr>
-        <w:t>各四句。</w:t>
+        <w:t>曲。雙調四十字，上下闕各四句。</w:t>
       </w:r>
     </w:p>
     <w:p>
@@ -519,36 +341,41 @@
           <w:ilvl w:val="0"/>
           <w:numId w:val="18"/>
         </w:numPr>
-        <w:spacing w:after="0" w:line="400" w:lineRule="exact"/>
-        <w:ind w:leftChars="0" w:right="0"/>
+        <w:spacing w:after="0" w:line="480" w:lineRule="exact"/>
+        <w:ind w:leftChars="0" w:left="284" w:right="0" w:hanging="284"/>
         <w:rPr>
           <w:color w:val="0F0F0F"/>
           <w:szCs w:val="28"/>
         </w:rPr>
       </w:pPr>
-      <w:proofErr w:type="gramStart"/>
       <w:r>
         <w:rPr>
           <w:rFonts w:hint="eastAsia"/>
           <w:color w:val="0F0F0F"/>
           <w:szCs w:val="28"/>
         </w:rPr>
-        <w:t>元夜</w:t>
-      </w:r>
-      <w:proofErr w:type="gramEnd"/>
-      <w:r>
-        <w:rPr>
-          <w:rFonts w:hint="eastAsia"/>
+        <w:t>元夜：</w:t>
+      </w:r>
+      <w:r>
+        <w:rPr>
           <w:color w:val="0F0F0F"/>
           <w:szCs w:val="28"/>
         </w:rPr>
-        <w:t>：元宵之夜。農曆正月十五為元宵節。自</w:t>
+        <w:t>農曆正月十五日元宵節的夜晚。「元」指農曆正月十五（元宵節，又稱上元節）</w:t>
       </w:r>
       <w:r>
         <w:rPr>
           <w:rFonts w:hint="eastAsia"/>
           <w:color w:val="0F0F0F"/>
           <w:szCs w:val="28"/>
+        </w:rPr>
+        <w:t>。自</w:t>
+      </w:r>
+      <w:r>
+        <w:rPr>
+          <w:rFonts w:hint="eastAsia"/>
+          <w:color w:val="0F0F0F"/>
+          <w:szCs w:val="28"/>
           <w:u w:val="single"/>
         </w:rPr>
         <w:t>唐朝</w:t>
@@ -559,34 +386,32 @@
           <w:color w:val="0F0F0F"/>
           <w:szCs w:val="28"/>
         </w:rPr>
-        <w:t>起有</w:t>
-      </w:r>
-      <w:proofErr w:type="gramStart"/>
+        <w:t>起有觀燈鬧夜的民間風俗。</w:t>
+      </w:r>
       <w:r>
         <w:rPr>
           <w:rFonts w:hint="eastAsia"/>
           <w:color w:val="0F0F0F"/>
           <w:szCs w:val="28"/>
-        </w:rPr>
-        <w:t>觀燈鬧夜</w:t>
-      </w:r>
-      <w:proofErr w:type="gramEnd"/>
+          <w:u w:val="single"/>
+        </w:rPr>
+        <w:t>北宋</w:t>
+      </w:r>
       <w:r>
         <w:rPr>
           <w:rFonts w:hint="eastAsia"/>
           <w:color w:val="0F0F0F"/>
           <w:szCs w:val="28"/>
         </w:rPr>
-        <w:t>的民間風俗。</w:t>
+        <w:t>時從十四到十六三天，開宵禁，</w:t>
       </w:r>
       <w:r>
         <w:rPr>
           <w:rFonts w:hint="eastAsia"/>
           <w:color w:val="0F0F0F"/>
           <w:szCs w:val="28"/>
-          <w:u w:val="single"/>
-        </w:rPr>
-        <w:t>北宋</w:t>
+        </w:rPr>
+        <w:t>遊</w:t>
       </w:r>
       <w:r>
         <w:rPr>
@@ -594,51 +419,7 @@
           <w:color w:val="0F0F0F"/>
           <w:szCs w:val="28"/>
         </w:rPr>
-        <w:t>時從十四到十六三天，開宵禁，</w:t>
-      </w:r>
-      <w:proofErr w:type="gramStart"/>
-      <w:r>
-        <w:rPr>
-          <w:rFonts w:hint="eastAsia"/>
-          <w:color w:val="0F0F0F"/>
-          <w:szCs w:val="28"/>
-        </w:rPr>
-        <w:t>遊</w:t>
-      </w:r>
-      <w:r>
-        <w:rPr>
-          <w:rFonts w:hint="eastAsia"/>
-          <w:color w:val="0F0F0F"/>
-          <w:szCs w:val="28"/>
-        </w:rPr>
-        <w:t>燈街</w:t>
-      </w:r>
-      <w:proofErr w:type="gramEnd"/>
-      <w:r>
-        <w:rPr>
-          <w:rFonts w:hint="eastAsia"/>
-          <w:color w:val="0F0F0F"/>
-          <w:szCs w:val="28"/>
-        </w:rPr>
-        <w:t>花市，通宵歌舞，盛況空前，也是</w:t>
-      </w:r>
-      <w:proofErr w:type="gramStart"/>
-      <w:r>
-        <w:rPr>
-          <w:rFonts w:hint="eastAsia"/>
-          <w:color w:val="0F0F0F"/>
-          <w:szCs w:val="28"/>
-        </w:rPr>
-        <w:t>年輕人蜜約幽會</w:t>
-      </w:r>
-      <w:proofErr w:type="gramEnd"/>
-      <w:r>
-        <w:rPr>
-          <w:rFonts w:hint="eastAsia"/>
-          <w:color w:val="0F0F0F"/>
-          <w:szCs w:val="28"/>
-        </w:rPr>
-        <w:t>，談情說愛的好機會。</w:t>
+        <w:t>燈街花市，通宵歌舞，盛況空前，也是年輕人蜜約幽會，談情說愛的好機會。</w:t>
       </w:r>
     </w:p>
     <w:p>
@@ -648,8 +429,8 @@
           <w:ilvl w:val="0"/>
           <w:numId w:val="18"/>
         </w:numPr>
-        <w:spacing w:after="0" w:line="400" w:lineRule="exact"/>
-        <w:ind w:leftChars="0" w:right="0"/>
+        <w:spacing w:after="0" w:line="480" w:lineRule="exact"/>
+        <w:ind w:leftChars="0" w:left="284" w:right="0" w:hanging="284"/>
         <w:rPr>
           <w:color w:val="0F0F0F"/>
           <w:szCs w:val="28"/>
@@ -661,7 +442,14 @@
           <w:color w:val="0F0F0F"/>
           <w:szCs w:val="28"/>
         </w:rPr>
-        <w:t>花市：民俗每年春時舉行的賣花、賞花的集市。</w:t>
+        <w:t>花市：</w:t>
+      </w:r>
+      <w:r>
+        <w:rPr>
+          <w:color w:val="0F0F0F"/>
+          <w:szCs w:val="28"/>
+        </w:rPr>
+        <w:t>指元宵節期間擺滿各式彩燈、花燈的熱鬧市集。</w:t>
       </w:r>
     </w:p>
     <w:p>
@@ -671,46 +459,27 @@
           <w:ilvl w:val="0"/>
           <w:numId w:val="18"/>
         </w:numPr>
-        <w:spacing w:after="0" w:line="400" w:lineRule="exact"/>
-        <w:ind w:leftChars="0" w:right="0"/>
+        <w:spacing w:after="0" w:line="480" w:lineRule="exact"/>
+        <w:ind w:leftChars="0" w:left="284" w:right="0" w:hanging="284"/>
         <w:rPr>
           <w:color w:val="0F0F0F"/>
           <w:szCs w:val="28"/>
         </w:rPr>
       </w:pPr>
-      <w:proofErr w:type="gramStart"/>
       <w:r>
         <w:rPr>
           <w:rFonts w:hint="eastAsia"/>
           <w:color w:val="0F0F0F"/>
           <w:szCs w:val="28"/>
         </w:rPr>
-        <w:t>燈如晝</w:t>
-      </w:r>
-      <w:proofErr w:type="gramEnd"/>
-      <w:r>
-        <w:rPr>
-          <w:rFonts w:hint="eastAsia"/>
+        <w:t>燈如晝：</w:t>
+      </w:r>
+      <w:r>
+        <w:rPr>
           <w:color w:val="0F0F0F"/>
           <w:szCs w:val="28"/>
         </w:rPr>
-        <w:t>：燈火像白天一樣。</w:t>
-      </w:r>
-      <w:r>
-        <w:rPr>
-          <w:rFonts w:hint="eastAsia"/>
-          <w:color w:val="0F0F0F"/>
-          <w:szCs w:val="28"/>
-        </w:rPr>
-        <w:t>指</w:t>
-      </w:r>
-      <w:r>
-        <w:rPr>
-          <w:rFonts w:hint="eastAsia"/>
-          <w:color w:val="0F0F0F"/>
-          <w:szCs w:val="28"/>
-        </w:rPr>
-        <w:t>當時元宵節的繁華景象。</w:t>
+        <w:t>形容元宵夜的花燈繁多且光芒耀眼，把夜晚照得像白天（晝）一樣明亮。</w:t>
       </w:r>
     </w:p>
     <w:p>
@@ -720,48 +489,27 @@
           <w:ilvl w:val="0"/>
           <w:numId w:val="18"/>
         </w:numPr>
-        <w:spacing w:after="0" w:line="400" w:lineRule="exact"/>
-        <w:ind w:leftChars="0" w:right="0"/>
-        <w:rPr>
-          <w:sz w:val="32"/>
-          <w:szCs w:val="32"/>
-        </w:rPr>
-      </w:pPr>
-      <w:proofErr w:type="gramStart"/>
-      <w:r>
-        <w:rPr>
-          <w:rFonts w:hint="eastAsia"/>
+        <w:spacing w:after="0" w:line="480" w:lineRule="exact"/>
+        <w:ind w:leftChars="0" w:left="284" w:right="0" w:hanging="284"/>
+        <w:rPr>
           <w:color w:val="0F0F0F"/>
           <w:szCs w:val="28"/>
         </w:rPr>
+      </w:pPr>
+      <w:r>
+        <w:rPr>
+          <w:rFonts w:hint="eastAsia"/>
+          <w:color w:val="0F0F0F"/>
+          <w:szCs w:val="28"/>
+        </w:rPr>
         <w:t>春衫：</w:t>
       </w:r>
-      <w:proofErr w:type="gramEnd"/>
-      <w:r>
-        <w:rPr>
-          <w:rFonts w:hint="eastAsia"/>
+      <w:r>
+        <w:rPr>
           <w:color w:val="0F0F0F"/>
           <w:szCs w:val="28"/>
         </w:rPr>
-        <w:t>年少時穿的衣服，</w:t>
-      </w:r>
-      <w:proofErr w:type="gramStart"/>
-      <w:r>
-        <w:rPr>
-          <w:rFonts w:hint="eastAsia"/>
-          <w:color w:val="0F0F0F"/>
-          <w:szCs w:val="28"/>
-        </w:rPr>
-        <w:t>也指代年輕</w:t>
-      </w:r>
-      <w:proofErr w:type="gramEnd"/>
-      <w:r>
-        <w:rPr>
-          <w:rFonts w:hint="eastAsia"/>
-          <w:color w:val="0F0F0F"/>
-          <w:szCs w:val="28"/>
-        </w:rPr>
-        <w:t>時的自己。</w:t>
+        <w:t>春季穿著的單薄衣裳。詞中因元宵節正值初春時節，故以春衫來代指身上穿的衣物。</w:t>
       </w:r>
     </w:p>
     <w:p>
@@ -785,8 +533,9 @@
     </w:p>
     <w:p>
       <w:pPr>
-        <w:spacing w:after="0" w:line="440" w:lineRule="exact"/>
+        <w:spacing w:after="0" w:line="460" w:lineRule="exact"/>
         <w:ind w:left="0" w:right="0" w:firstLine="0"/>
+        <w:jc w:val="both"/>
         <w:rPr>
           <w:szCs w:val="28"/>
         </w:rPr>
@@ -802,86 +551,16 @@
         <w:rPr>
           <w:rFonts w:hint="eastAsia"/>
           <w:szCs w:val="28"/>
-        </w:rPr>
-        <w:t>這是首相思詞，寫去年與情人相會的甜蜜與今日不見情人的痛苦，</w:t>
-      </w:r>
-      <w:proofErr w:type="gramStart"/>
-      <w:r>
-        <w:rPr>
-          <w:rFonts w:hint="eastAsia"/>
-          <w:szCs w:val="28"/>
-        </w:rPr>
-        <w:t>明白如話</w:t>
-      </w:r>
-      <w:proofErr w:type="gramEnd"/>
-      <w:r>
-        <w:rPr>
-          <w:rFonts w:hint="eastAsia"/>
-          <w:szCs w:val="28"/>
-        </w:rPr>
-        <w:t>，饒有韻味。詞的上</w:t>
-      </w:r>
-      <w:proofErr w:type="gramStart"/>
-      <w:r>
-        <w:rPr>
-          <w:rFonts w:hint="eastAsia"/>
-          <w:szCs w:val="28"/>
-        </w:rPr>
-        <w:t>闋</w:t>
-      </w:r>
-      <w:proofErr w:type="gramEnd"/>
-      <w:r>
-        <w:rPr>
-          <w:rFonts w:hint="eastAsia"/>
-          <w:szCs w:val="28"/>
-        </w:rPr>
-        <w:t>寫</w:t>
-      </w:r>
-      <w:r>
-        <w:rPr>
-          <w:rFonts w:hint="eastAsia"/>
-          <w:szCs w:val="28"/>
-        </w:rPr>
-        <w:t>「</w:t>
-      </w:r>
-      <w:proofErr w:type="gramStart"/>
-      <w:r>
-        <w:rPr>
-          <w:rFonts w:hint="eastAsia"/>
-          <w:szCs w:val="28"/>
-        </w:rPr>
-        <w:t>去年元夜</w:t>
-      </w:r>
-      <w:proofErr w:type="gramEnd"/>
-      <w:r>
-        <w:rPr>
-          <w:rFonts w:hint="eastAsia"/>
-          <w:szCs w:val="28"/>
-        </w:rPr>
-        <w:t>」</w:t>
-      </w:r>
-      <w:r>
-        <w:rPr>
-          <w:rFonts w:hint="eastAsia"/>
-          <w:szCs w:val="28"/>
-        </w:rPr>
-        <w:t>的事情，花市的燈像白天一樣亮，不</w:t>
-      </w:r>
-      <w:proofErr w:type="gramStart"/>
-      <w:r>
-        <w:rPr>
-          <w:rFonts w:hint="eastAsia"/>
-          <w:szCs w:val="28"/>
-        </w:rPr>
-        <w:t>但是觀燈賞月</w:t>
-      </w:r>
-      <w:proofErr w:type="gramEnd"/>
-      <w:r>
-        <w:rPr>
-          <w:rFonts w:hint="eastAsia"/>
-          <w:szCs w:val="28"/>
-        </w:rPr>
-        <w:t>的好時節，也給戀愛的青年男女以良好的時機，在燈火</w:t>
+          <w:u w:val="single"/>
+        </w:rPr>
+        <w:t>歐陽修</w:t>
+      </w:r>
+      <w:r>
+        <w:rPr>
+          <w:rFonts w:hint="eastAsia"/>
+          <w:szCs w:val="28"/>
+        </w:rPr>
+        <w:t>的《生查子·元夕》是一首極具藝術感染力的詞作，全篇以「元夕」這一傳統佳節為背景，透過「去年」與「今年」的時空對比，將深刻的相思之情與物是人非的感傷融為一爐。全詞</w:t>
       </w:r>
       <w:r>
         <w:rPr>
@@ -890,270 +569,38 @@
           <w:bCs/>
           <w:szCs w:val="28"/>
         </w:rPr>
-        <w:t>闌珊</w:t>
-      </w:r>
-      <w:r>
-        <w:rPr>
-          <w:rFonts w:hint="eastAsia"/>
-          <w:szCs w:val="28"/>
-        </w:rPr>
-        <w:t>處</w:t>
-      </w:r>
-      <w:proofErr w:type="gramStart"/>
-      <w:r>
-        <w:rPr>
-          <w:rFonts w:hint="eastAsia"/>
-          <w:szCs w:val="28"/>
-        </w:rPr>
-        <w:t>祕</w:t>
-      </w:r>
-      <w:proofErr w:type="gramEnd"/>
-      <w:r>
-        <w:rPr>
-          <w:rFonts w:hint="eastAsia"/>
-          <w:szCs w:val="28"/>
-        </w:rPr>
-        <w:t>密</w:t>
-      </w:r>
-      <w:r>
-        <w:rPr>
-          <w:rFonts w:hint="eastAsia"/>
-          <w:szCs w:val="28"/>
-        </w:rPr>
-        <w:t>相會。</w:t>
-      </w:r>
-      <w:r>
-        <w:rPr>
-          <w:rFonts w:hint="eastAsia"/>
-          <w:szCs w:val="28"/>
-        </w:rPr>
-        <w:t>「</w:t>
-      </w:r>
-      <w:proofErr w:type="gramStart"/>
-      <w:r>
-        <w:rPr>
-          <w:rFonts w:hint="eastAsia"/>
-          <w:szCs w:val="28"/>
-        </w:rPr>
-        <w:t>月</w:t>
-      </w:r>
-      <w:r>
-        <w:rPr>
-          <w:rFonts w:hint="eastAsia"/>
-          <w:szCs w:val="28"/>
-        </w:rPr>
-        <w:t>上</w:t>
-      </w:r>
-      <w:r>
-        <w:rPr>
-          <w:rFonts w:hint="eastAsia"/>
-          <w:szCs w:val="28"/>
-        </w:rPr>
-        <w:t>柳梢頭</w:t>
-      </w:r>
-      <w:proofErr w:type="gramEnd"/>
-      <w:r>
-        <w:rPr>
-          <w:rFonts w:hint="eastAsia"/>
-          <w:szCs w:val="28"/>
-        </w:rPr>
-        <w:t>，人約黃昏後</w:t>
-      </w:r>
-      <w:r>
-        <w:rPr>
-          <w:rFonts w:hint="eastAsia"/>
-          <w:szCs w:val="28"/>
-        </w:rPr>
-        <w:t>」</w:t>
-      </w:r>
-      <w:proofErr w:type="gramStart"/>
-      <w:r>
-        <w:rPr>
-          <w:rFonts w:hint="eastAsia"/>
-          <w:szCs w:val="28"/>
-        </w:rPr>
-        <w:t>二句言</w:t>
-      </w:r>
-      <w:proofErr w:type="gramEnd"/>
-      <w:r>
-        <w:rPr>
-          <w:rFonts w:hint="eastAsia"/>
-          <w:szCs w:val="28"/>
-        </w:rPr>
-        <w:t>有盡而意無窮。</w:t>
-      </w:r>
-      <w:proofErr w:type="gramStart"/>
-      <w:r>
-        <w:rPr>
-          <w:rFonts w:hint="eastAsia"/>
-          <w:szCs w:val="28"/>
-        </w:rPr>
-        <w:t>柔情密意溢於言表</w:t>
-      </w:r>
-      <w:proofErr w:type="gramEnd"/>
-      <w:r>
-        <w:rPr>
-          <w:rFonts w:hint="eastAsia"/>
-          <w:szCs w:val="28"/>
-        </w:rPr>
-        <w:t>。下</w:t>
-      </w:r>
-      <w:proofErr w:type="gramStart"/>
-      <w:r>
-        <w:rPr>
-          <w:rFonts w:hint="eastAsia"/>
-          <w:szCs w:val="28"/>
-        </w:rPr>
-        <w:t>闋</w:t>
-      </w:r>
-      <w:proofErr w:type="gramEnd"/>
-      <w:r>
-        <w:rPr>
-          <w:rFonts w:hint="eastAsia"/>
-          <w:szCs w:val="28"/>
-        </w:rPr>
-        <w:t>寫</w:t>
-      </w:r>
-      <w:r>
-        <w:rPr>
-          <w:rFonts w:hint="eastAsia"/>
-          <w:szCs w:val="28"/>
-        </w:rPr>
-        <w:t>「</w:t>
-      </w:r>
-      <w:proofErr w:type="gramStart"/>
-      <w:r>
-        <w:rPr>
-          <w:rFonts w:hint="eastAsia"/>
-          <w:szCs w:val="28"/>
-        </w:rPr>
-        <w:t>今年元夜</w:t>
-      </w:r>
-      <w:proofErr w:type="gramEnd"/>
-      <w:r>
-        <w:rPr>
-          <w:rFonts w:hint="eastAsia"/>
-          <w:szCs w:val="28"/>
-        </w:rPr>
-        <w:t>」</w:t>
-      </w:r>
-      <w:r>
-        <w:rPr>
-          <w:rFonts w:hint="eastAsia"/>
-          <w:szCs w:val="28"/>
-        </w:rPr>
-        <w:t>的情景。</w:t>
-      </w:r>
-      <w:r>
-        <w:rPr>
-          <w:rFonts w:hint="eastAsia"/>
-          <w:szCs w:val="28"/>
-        </w:rPr>
-        <w:t>「</w:t>
-      </w:r>
-      <w:r>
-        <w:rPr>
-          <w:rFonts w:hint="eastAsia"/>
-          <w:szCs w:val="28"/>
-        </w:rPr>
-        <w:t>月與燈依舊</w:t>
-      </w:r>
-      <w:r>
-        <w:rPr>
-          <w:rFonts w:hint="eastAsia"/>
-          <w:szCs w:val="28"/>
-        </w:rPr>
-        <w:t>」</w:t>
-      </w:r>
-      <w:r>
-        <w:rPr>
-          <w:rFonts w:hint="eastAsia"/>
-          <w:szCs w:val="28"/>
-        </w:rPr>
-        <w:t>，雖然</w:t>
-      </w:r>
-      <w:proofErr w:type="gramStart"/>
-      <w:r>
-        <w:rPr>
-          <w:rFonts w:hint="eastAsia"/>
-          <w:szCs w:val="28"/>
-        </w:rPr>
-        <w:t>只舉月</w:t>
-      </w:r>
-      <w:proofErr w:type="gramEnd"/>
-      <w:r>
-        <w:rPr>
-          <w:rFonts w:hint="eastAsia"/>
-          <w:szCs w:val="28"/>
-        </w:rPr>
-        <w:t>與燈，實際應包括二三句的花和</w:t>
-      </w:r>
-      <w:proofErr w:type="gramStart"/>
-      <w:r>
-        <w:rPr>
-          <w:rFonts w:hint="eastAsia"/>
-          <w:szCs w:val="28"/>
-        </w:rPr>
-        <w:t>柳，</w:t>
-      </w:r>
-      <w:proofErr w:type="gramEnd"/>
-      <w:r>
-        <w:rPr>
-          <w:rFonts w:hint="eastAsia"/>
-          <w:szCs w:val="28"/>
-        </w:rPr>
-        <w:t>是說鬧市佳節良宵與去年一樣，景物依舊。下一句</w:t>
-      </w:r>
-      <w:r>
-        <w:rPr>
-          <w:rFonts w:hint="eastAsia"/>
-          <w:szCs w:val="28"/>
-        </w:rPr>
-        <w:t>「</w:t>
-      </w:r>
-      <w:r>
-        <w:rPr>
-          <w:rFonts w:hint="eastAsia"/>
-          <w:szCs w:val="28"/>
-        </w:rPr>
-        <w:t>不見去年人</w:t>
-      </w:r>
-      <w:r>
-        <w:rPr>
-          <w:rFonts w:hint="eastAsia"/>
-          <w:szCs w:val="28"/>
-        </w:rPr>
-        <w:t>，</w:t>
-      </w:r>
-      <w:r>
-        <w:rPr>
-          <w:rFonts w:hint="eastAsia"/>
-          <w:szCs w:val="28"/>
-        </w:rPr>
-        <w:t>淚</w:t>
-      </w:r>
-      <w:proofErr w:type="gramStart"/>
-      <w:r>
-        <w:rPr>
-          <w:rFonts w:hint="eastAsia"/>
-          <w:szCs w:val="28"/>
-        </w:rPr>
-        <w:t>濕春衫袖</w:t>
-      </w:r>
-      <w:proofErr w:type="gramEnd"/>
-      <w:r>
-        <w:rPr>
-          <w:rFonts w:hint="eastAsia"/>
-          <w:szCs w:val="28"/>
-        </w:rPr>
-        <w:t>」</w:t>
-      </w:r>
-      <w:r>
-        <w:rPr>
-          <w:rFonts w:hint="eastAsia"/>
-          <w:szCs w:val="28"/>
-        </w:rPr>
-        <w:t>，</w:t>
+        <w:t>語言清淺</w:t>
+      </w:r>
+      <w:r>
+        <w:rPr>
+          <w:rFonts w:hint="eastAsia"/>
+          <w:szCs w:val="28"/>
+        </w:rPr>
+        <w:t>，意境深遠，堪稱借景抒情的千古名作。</w:t>
+      </w:r>
+    </w:p>
+    <w:p>
+      <w:pPr>
+        <w:spacing w:after="0" w:line="460" w:lineRule="exact"/>
+        <w:ind w:left="0" w:right="0" w:firstLine="0"/>
+        <w:jc w:val="both"/>
+        <w:rPr>
+          <w:szCs w:val="28"/>
+        </w:rPr>
+      </w:pPr>
+      <w:r>
+        <w:rPr>
+          <w:rFonts w:hint="eastAsia"/>
+          <w:szCs w:val="28"/>
+        </w:rPr>
+        <w:t xml:space="preserve">　　</w:t>
+      </w:r>
+      <w:r>
+        <w:rPr>
+          <w:rFonts w:hint="eastAsia"/>
+          <w:szCs w:val="28"/>
+        </w:rPr>
+        <w:t>在上片中，詞人首先勾勒出昔日元夕的繁華盛景：「去年元夜時，花市燈如晝。」起筆簡潔，直接點明時間與場景。元宵之夜本該熱鬧非凡，而「燈如晝」三字不僅寫出了燈火之輝煌，更</w:t>
       </w:r>
       <w:r>
         <w:rPr>
@@ -1162,42 +609,14 @@
           <w:bCs/>
           <w:szCs w:val="28"/>
         </w:rPr>
-        <w:t>表情</w:t>
-      </w:r>
-      <w:r>
-        <w:rPr>
-          <w:rFonts w:hint="eastAsia"/>
-          <w:szCs w:val="28"/>
-        </w:rPr>
-        <w:t>極明顯，一個</w:t>
-      </w:r>
-      <w:r>
-        <w:rPr>
-          <w:rFonts w:hint="eastAsia"/>
-          <w:szCs w:val="28"/>
-        </w:rPr>
-        <w:t>「</w:t>
-      </w:r>
-      <w:r>
-        <w:rPr>
-          <w:rFonts w:hint="eastAsia"/>
-          <w:szCs w:val="28"/>
-        </w:rPr>
-        <w:t>濕</w:t>
-      </w:r>
-      <w:r>
-        <w:rPr>
-          <w:rFonts w:hint="eastAsia"/>
-          <w:szCs w:val="28"/>
-        </w:rPr>
-        <w:t>」</w:t>
-      </w:r>
-      <w:r>
-        <w:rPr>
-          <w:rFonts w:hint="eastAsia"/>
-          <w:szCs w:val="28"/>
-        </w:rPr>
-        <w:t>字，將物是人非，舊情難續的感傷表現得</w:t>
+        <w:t>烘托</w:t>
+      </w:r>
+      <w:r>
+        <w:rPr>
+          <w:rFonts w:hint="eastAsia"/>
+          <w:szCs w:val="28"/>
+        </w:rPr>
+        <w:t>出節慶的歡樂氛圍。隨後，「月上柳梢頭，人約黃昏後」將鏡頭從</w:t>
       </w:r>
       <w:r>
         <w:rPr>
@@ -1206,125 +625,38 @@
           <w:bCs/>
           <w:szCs w:val="28"/>
         </w:rPr>
-        <w:t>淋漓盡致</w:t>
-      </w:r>
-      <w:r>
-        <w:rPr>
-          <w:rFonts w:hint="eastAsia"/>
-          <w:szCs w:val="28"/>
-        </w:rPr>
-        <w:t>。</w:t>
+        <w:t>宏大的燈市</w:t>
+      </w:r>
+      <w:r>
+        <w:rPr>
+          <w:rFonts w:hint="eastAsia"/>
+          <w:szCs w:val="28"/>
+        </w:rPr>
+        <w:t>聚焦於細膩的情感交流。皎潔的明月、依依的柳樹、朦朧的黃昏，再加上浪漫的約會，構成了一幅溫馨而甜蜜的戀愛畫面，充滿了青春的詩意與生命的活力。</w:t>
       </w:r>
     </w:p>
     <w:p>
       <w:pPr>
-        <w:spacing w:after="0" w:line="440" w:lineRule="exact"/>
+        <w:spacing w:after="0" w:line="460" w:lineRule="exact"/>
         <w:ind w:left="0" w:right="0" w:firstLine="0"/>
-        <w:rPr>
-          <w:szCs w:val="28"/>
-        </w:rPr>
-      </w:pPr>
-      <w:r>
-        <w:rPr>
-          <w:rFonts w:hint="eastAsia"/>
-          <w:szCs w:val="28"/>
-        </w:rPr>
-        <w:t xml:space="preserve">    </w:t>
-      </w:r>
-      <w:r>
-        <w:rPr>
-          <w:rFonts w:hint="eastAsia"/>
-          <w:szCs w:val="28"/>
-        </w:rPr>
-        <w:t>這首詞與</w:t>
-      </w:r>
-      <w:r>
-        <w:rPr>
-          <w:rFonts w:hint="eastAsia"/>
-          <w:szCs w:val="28"/>
-          <w:u w:val="single"/>
-        </w:rPr>
-        <w:t>唐朝</w:t>
-      </w:r>
-      <w:r>
-        <w:rPr>
-          <w:rFonts w:hint="eastAsia"/>
-          <w:szCs w:val="28"/>
-        </w:rPr>
-        <w:t>詩人</w:t>
-      </w:r>
-      <w:proofErr w:type="gramStart"/>
-      <w:r>
-        <w:rPr>
-          <w:rFonts w:hint="eastAsia"/>
-          <w:szCs w:val="28"/>
-          <w:u w:val="single"/>
-        </w:rPr>
-        <w:t>崔</w:t>
-      </w:r>
-      <w:proofErr w:type="gramEnd"/>
-      <w:r>
-        <w:rPr>
-          <w:rFonts w:hint="eastAsia"/>
-          <w:szCs w:val="28"/>
-          <w:u w:val="single"/>
-        </w:rPr>
-        <w:t>護</w:t>
-      </w:r>
-      <w:r>
-        <w:rPr>
-          <w:rFonts w:hint="eastAsia"/>
-          <w:szCs w:val="28"/>
-        </w:rPr>
-        <w:t>的名作《題都城南莊》</w:t>
-      </w:r>
-      <w:proofErr w:type="gramStart"/>
-      <w:r>
-        <w:rPr>
-          <w:rFonts w:hint="eastAsia"/>
-          <w:szCs w:val="28"/>
-        </w:rPr>
-        <w:t>（</w:t>
-      </w:r>
-      <w:proofErr w:type="gramEnd"/>
-      <w:r>
-        <w:rPr>
-          <w:rFonts w:hint="eastAsia"/>
-          <w:szCs w:val="28"/>
-        </w:rPr>
-        <w:t>“去年今日此門中，人面桃花相映紅。人</w:t>
-      </w:r>
-      <w:proofErr w:type="gramStart"/>
-      <w:r>
-        <w:rPr>
-          <w:rFonts w:hint="eastAsia"/>
-          <w:szCs w:val="28"/>
-        </w:rPr>
-        <w:t>面只今何處</w:t>
-      </w:r>
-      <w:proofErr w:type="gramEnd"/>
-      <w:r>
-        <w:rPr>
-          <w:rFonts w:hint="eastAsia"/>
-          <w:szCs w:val="28"/>
-        </w:rPr>
-        <w:t>去？桃花依舊笑春風</w:t>
-      </w:r>
-      <w:proofErr w:type="gramStart"/>
-      <w:r>
-        <w:rPr>
-          <w:rFonts w:hint="eastAsia"/>
-          <w:szCs w:val="28"/>
-        </w:rPr>
-        <w:t>”）</w:t>
-      </w:r>
-      <w:proofErr w:type="gramEnd"/>
-      <w:r>
-        <w:rPr>
-          <w:rFonts w:hint="eastAsia"/>
-          <w:szCs w:val="28"/>
-        </w:rPr>
-        <w:t>有異曲同工之妙。詞中描寫了作者昔日一段</w:t>
+        <w:jc w:val="both"/>
+        <w:rPr>
+          <w:szCs w:val="28"/>
+        </w:rPr>
+      </w:pPr>
+      <w:r>
+        <w:rPr>
+          <w:rFonts w:hint="eastAsia"/>
+          <w:szCs w:val="28"/>
+        </w:rPr>
+        <w:t xml:space="preserve">　　</w:t>
+      </w:r>
+      <w:r>
+        <w:rPr>
+          <w:rFonts w:hint="eastAsia"/>
+          <w:szCs w:val="28"/>
+        </w:rPr>
+        <w:t>然而，下片</w:t>
       </w:r>
       <w:r>
         <w:rPr>
@@ -1333,1547 +665,148 @@
           <w:bCs/>
           <w:szCs w:val="28"/>
         </w:rPr>
-        <w:t>纏綿悱惻</w:t>
-      </w:r>
-      <w:r>
-        <w:rPr>
-          <w:rFonts w:hint="eastAsia"/>
-          <w:szCs w:val="28"/>
-        </w:rPr>
-        <w:t>、難以忘懷的愛情，抒發了舊日戀情破滅後的失落感與孤獨感。</w:t>
+        <w:t>筆鋒陡轉</w:t>
+      </w:r>
+      <w:r>
+        <w:rPr>
+          <w:rFonts w:hint="eastAsia"/>
+          <w:szCs w:val="28"/>
+        </w:rPr>
+        <w:t>，將讀者瞬間拉回殘酷的現實：「今年元夜時，月與燈依舊。</w:t>
+      </w:r>
+      <w:r>
+        <w:rPr>
+          <w:szCs w:val="28"/>
+        </w:rPr>
+        <w:br/>
+      </w:r>
+      <w:r>
+        <w:rPr>
+          <w:rFonts w:hint="eastAsia"/>
+          <w:szCs w:val="28"/>
+        </w:rPr>
+        <w:t>」景物依舊，人事全非。同樣的明月，同樣的燈火，甚至連節日也未曾改變，但這份「依舊」反而成了加倍刺痛人心的利器，完美體現了「景物依舊，人事已非」的哀愁。結句「不見去年人，淚濕春衫袖」更是將全詞的情感推向最高潮。曾經相約的戀人如今已不復見，面對此景，詞人禁不住悲從中來，熱淚盈眶</w:t>
+      </w:r>
+      <w:r>
+        <w:rPr>
+          <w:rFonts w:hint="eastAsia"/>
+          <w:szCs w:val="28"/>
+        </w:rPr>
+        <w:t>（</w:t>
+      </w:r>
+      <w:r>
+        <w:rPr>
+          <w:color w:val="EE0000"/>
+          <w:sz w:val="16"/>
+          <w:szCs w:val="16"/>
+        </w:rPr>
+        <w:t>ㄎㄨㄤ</w:t>
+      </w:r>
+      <w:r>
+        <w:rPr>
+          <w:rFonts w:hint="eastAsia"/>
+          <w:szCs w:val="28"/>
+        </w:rPr>
+        <w:t>）</w:t>
+      </w:r>
+      <w:r>
+        <w:rPr>
+          <w:rFonts w:hint="eastAsia"/>
+          <w:szCs w:val="28"/>
+        </w:rPr>
+        <w:t>，以至於打溼了春衫的衣袖。沒有過多華麗的辭藻，卻將孤獨與悲傷刻畫得</w:t>
+      </w:r>
+      <w:r>
+        <w:rPr>
+          <w:rFonts w:hint="eastAsia"/>
+          <w:b/>
+          <w:bCs/>
+          <w:szCs w:val="28"/>
+        </w:rPr>
+        <w:t>淋漓盡致</w:t>
+      </w:r>
+      <w:r>
+        <w:rPr>
+          <w:rFonts w:hint="eastAsia"/>
+          <w:szCs w:val="28"/>
+        </w:rPr>
+        <w:t>。</w:t>
       </w:r>
     </w:p>
     <w:p>
       <w:pPr>
-        <w:spacing w:after="0" w:line="440" w:lineRule="exact"/>
+        <w:spacing w:after="0" w:line="480" w:lineRule="exact"/>
         <w:ind w:left="0" w:right="0" w:firstLine="0"/>
-        <w:rPr>
-          <w:szCs w:val="28"/>
-        </w:rPr>
-      </w:pPr>
-      <w:r>
-        <w:rPr>
-          <w:rFonts w:hint="eastAsia"/>
-          <w:szCs w:val="28"/>
-        </w:rPr>
-        <w:t xml:space="preserve">    </w:t>
-      </w:r>
-      <w:r>
-        <w:rPr>
-          <w:rFonts w:hint="eastAsia"/>
-          <w:szCs w:val="28"/>
-        </w:rPr>
-        <w:t>上片追憶去年</w:t>
-      </w:r>
-      <w:proofErr w:type="gramStart"/>
-      <w:r>
-        <w:rPr>
-          <w:rFonts w:hint="eastAsia"/>
-          <w:szCs w:val="28"/>
-        </w:rPr>
-        <w:t>元夜歡</w:t>
-      </w:r>
-      <w:proofErr w:type="gramEnd"/>
-      <w:r>
-        <w:rPr>
-          <w:rFonts w:hint="eastAsia"/>
-          <w:szCs w:val="28"/>
-        </w:rPr>
-        <w:t>會的往事。</w:t>
-      </w:r>
-      <w:r>
-        <w:rPr>
-          <w:rFonts w:hint="eastAsia"/>
-          <w:szCs w:val="28"/>
-        </w:rPr>
-        <w:t>「</w:t>
-      </w:r>
-      <w:proofErr w:type="gramStart"/>
-      <w:r>
-        <w:rPr>
-          <w:rFonts w:hint="eastAsia"/>
-          <w:szCs w:val="28"/>
-        </w:rPr>
-        <w:t>花市燈如晝</w:t>
-      </w:r>
-      <w:proofErr w:type="gramEnd"/>
-      <w:r>
-        <w:rPr>
-          <w:rFonts w:hint="eastAsia"/>
-          <w:szCs w:val="28"/>
-        </w:rPr>
-        <w:t>」</w:t>
-      </w:r>
-      <w:proofErr w:type="gramStart"/>
-      <w:r>
-        <w:rPr>
-          <w:rFonts w:hint="eastAsia"/>
-          <w:szCs w:val="28"/>
-        </w:rPr>
-        <w:t>極寫元宵</w:t>
-      </w:r>
-      <w:proofErr w:type="gramEnd"/>
-      <w:r>
-        <w:rPr>
-          <w:rFonts w:hint="eastAsia"/>
-          <w:szCs w:val="28"/>
-        </w:rPr>
-        <w:t>之夜的燈火輝煌，那次約會，兩情相悅。周圍的環境</w:t>
-      </w:r>
-      <w:r>
-        <w:rPr>
-          <w:rFonts w:hint="eastAsia"/>
-          <w:szCs w:val="28"/>
-        </w:rPr>
-        <w:t>、</w:t>
-      </w:r>
-      <w:r>
-        <w:rPr>
-          <w:szCs w:val="28"/>
-        </w:rPr>
-        <w:t>花市</w:t>
-      </w:r>
-      <w:r>
-        <w:rPr>
-          <w:rFonts w:hint="eastAsia"/>
-          <w:szCs w:val="28"/>
-        </w:rPr>
-        <w:t>、</w:t>
-      </w:r>
-      <w:proofErr w:type="gramStart"/>
-      <w:r>
-        <w:rPr>
-          <w:szCs w:val="28"/>
-        </w:rPr>
-        <w:t>彩燈明麗</w:t>
-      </w:r>
-      <w:proofErr w:type="gramEnd"/>
-      <w:r>
-        <w:rPr>
-          <w:szCs w:val="28"/>
-        </w:rPr>
-        <w:t>如同白天；明月</w:t>
-      </w:r>
-      <w:r>
-        <w:rPr>
-          <w:rFonts w:hint="eastAsia"/>
-          <w:szCs w:val="28"/>
-        </w:rPr>
-        <w:t>、</w:t>
-      </w:r>
-      <w:r>
-        <w:rPr>
-          <w:szCs w:val="28"/>
-        </w:rPr>
-        <w:t>柳梢，都是相愛的見證。後兩句情景交融，寫出了戀人</w:t>
-      </w:r>
-      <w:proofErr w:type="gramStart"/>
-      <w:r>
-        <w:rPr>
-          <w:szCs w:val="28"/>
-        </w:rPr>
-        <w:t>月光柳影下兩</w:t>
-      </w:r>
-      <w:proofErr w:type="gramEnd"/>
-      <w:r>
-        <w:rPr>
-          <w:szCs w:val="28"/>
-        </w:rPr>
-        <w:t>情</w:t>
-      </w:r>
-      <w:r>
-        <w:rPr>
+        <w:jc w:val="both"/>
+        <w:rPr>
+          <w:szCs w:val="28"/>
+        </w:rPr>
+      </w:pPr>
+      <w:r>
+        <w:rPr>
+          <w:rFonts w:hint="eastAsia"/>
+          <w:szCs w:val="28"/>
+        </w:rPr>
+        <w:lastRenderedPageBreak/>
+        <w:t xml:space="preserve">　　</w:t>
+      </w:r>
+      <w:r>
+        <w:rPr>
+          <w:rFonts w:hint="eastAsia"/>
+          <w:szCs w:val="28"/>
+        </w:rPr>
+        <w:t>這首詞最大的藝術魅力在於巧妙的「對比手法」。詞人透過「去年」之歡樂與「今年」之孤寂形成強烈對照，並藉由「月、燈」之不變與「人」之不見，凸顯出時間無情與世事無常。</w:t>
+      </w:r>
+      <w:r>
+        <w:rPr>
+          <w:rFonts w:hint="eastAsia"/>
+          <w:szCs w:val="28"/>
+          <w:u w:val="single"/>
+        </w:rPr>
+        <w:t>歐陽修</w:t>
+      </w:r>
+      <w:r>
+        <w:rPr>
+          <w:rFonts w:hint="eastAsia"/>
+          <w:szCs w:val="28"/>
+        </w:rPr>
+        <w:t>以極其白話流暢的筆觸，將轉瞬即逝的歡情與綿長無盡的失落完美交織，使讀者在讀完後，也能深切感受到那份</w:t>
+      </w:r>
+      <w:r>
+        <w:rPr>
+          <w:rFonts w:hint="eastAsia"/>
           <w:b/>
           <w:bCs/>
           <w:szCs w:val="28"/>
         </w:rPr>
-        <w:t>依依</w:t>
-      </w:r>
-      <w:r>
-        <w:rPr>
-          <w:szCs w:val="28"/>
-        </w:rPr>
-        <w:t>、情話綿綿的景象，製造出朦朧</w:t>
-      </w:r>
-      <w:r>
-        <w:rPr>
-          <w:b/>
-          <w:bCs/>
-          <w:szCs w:val="28"/>
-        </w:rPr>
-        <w:t>清幽</w:t>
-      </w:r>
-      <w:r>
-        <w:rPr>
-          <w:szCs w:val="28"/>
-        </w:rPr>
-        <w:t>、</w:t>
-      </w:r>
-      <w:r>
-        <w:rPr>
-          <w:b/>
-          <w:bCs/>
-          <w:szCs w:val="28"/>
-        </w:rPr>
-        <w:t>婉約</w:t>
-      </w:r>
-      <w:r>
-        <w:rPr>
-          <w:szCs w:val="28"/>
-        </w:rPr>
-        <w:t>柔美的意境。</w:t>
+        <w:t>跨越時空的無奈與淒美</w:t>
+      </w:r>
+      <w:r>
+        <w:rPr>
+          <w:rFonts w:hint="eastAsia"/>
+          <w:szCs w:val="28"/>
+        </w:rPr>
+        <w:t>。</w:t>
       </w:r>
     </w:p>
     <w:p>
       <w:pPr>
-        <w:spacing w:after="0" w:line="440" w:lineRule="exact"/>
+        <w:spacing w:beforeLines="50" w:before="120" w:after="0" w:line="440" w:lineRule="exact"/>
         <w:ind w:left="0" w:right="0" w:firstLine="0"/>
         <w:rPr>
-          <w:szCs w:val="28"/>
-        </w:rPr>
-      </w:pPr>
-      <w:r>
-        <w:rPr>
-          <w:rFonts w:hint="eastAsia"/>
-          <w:szCs w:val="28"/>
-        </w:rPr>
-        <w:t xml:space="preserve">    </w:t>
-      </w:r>
-      <w:r>
-        <w:rPr>
-          <w:rFonts w:hint="eastAsia"/>
-          <w:szCs w:val="28"/>
-        </w:rPr>
-        <w:t>下</w:t>
-      </w:r>
-      <w:proofErr w:type="gramStart"/>
-      <w:r>
-        <w:rPr>
-          <w:rFonts w:hint="eastAsia"/>
-          <w:szCs w:val="28"/>
-        </w:rPr>
-        <w:t>片寫今年元夜重</w:t>
-      </w:r>
-      <w:proofErr w:type="gramEnd"/>
-      <w:r>
-        <w:rPr>
-          <w:rFonts w:hint="eastAsia"/>
-          <w:szCs w:val="28"/>
-        </w:rPr>
-        <w:t>臨故地，想念伊人的傷感。</w:t>
-      </w:r>
-      <w:r>
-        <w:rPr>
-          <w:rFonts w:hint="eastAsia"/>
-          <w:szCs w:val="28"/>
-        </w:rPr>
-        <w:t>「</w:t>
-      </w:r>
-      <w:proofErr w:type="gramStart"/>
-      <w:r>
-        <w:rPr>
-          <w:rFonts w:hint="eastAsia"/>
-          <w:szCs w:val="28"/>
-        </w:rPr>
-        <w:t>今年元夜時</w:t>
-      </w:r>
-      <w:proofErr w:type="gramEnd"/>
-      <w:r>
-        <w:rPr>
-          <w:rFonts w:hint="eastAsia"/>
-          <w:szCs w:val="28"/>
-        </w:rPr>
-        <w:t>」</w:t>
-      </w:r>
-      <w:r>
-        <w:rPr>
-          <w:rFonts w:hint="eastAsia"/>
-          <w:szCs w:val="28"/>
-        </w:rPr>
-        <w:t>寫出主人公情思</w:t>
-      </w:r>
-      <w:r>
-        <w:rPr>
-          <w:rFonts w:hint="eastAsia"/>
-          <w:b/>
           <w:bCs/>
-          <w:szCs w:val="28"/>
-        </w:rPr>
-        <w:t>幽幽</w:t>
-      </w:r>
-      <w:r>
-        <w:rPr>
-          <w:rFonts w:hint="eastAsia"/>
-          <w:szCs w:val="28"/>
-        </w:rPr>
-        <w:t>，</w:t>
-      </w:r>
-      <w:proofErr w:type="gramStart"/>
-      <w:r>
-        <w:rPr>
-          <w:rFonts w:hint="eastAsia"/>
-          <w:b/>
-          <w:bCs/>
-          <w:szCs w:val="28"/>
-        </w:rPr>
-        <w:t>喟然而嘆</w:t>
-      </w:r>
-      <w:proofErr w:type="gramEnd"/>
-      <w:r>
-        <w:rPr>
-          <w:rFonts w:hint="eastAsia"/>
-          <w:szCs w:val="28"/>
-        </w:rPr>
-        <w:t>。</w:t>
-      </w:r>
-      <w:r>
-        <w:rPr>
-          <w:rFonts w:hint="eastAsia"/>
-          <w:szCs w:val="28"/>
-        </w:rPr>
-        <w:t>「</w:t>
-      </w:r>
-      <w:r>
-        <w:rPr>
-          <w:rFonts w:hint="eastAsia"/>
-          <w:szCs w:val="28"/>
-        </w:rPr>
-        <w:t>月與燈依舊</w:t>
-      </w:r>
-      <w:r>
-        <w:rPr>
-          <w:rFonts w:hint="eastAsia"/>
-          <w:szCs w:val="28"/>
-        </w:rPr>
-        <w:t>」</w:t>
-      </w:r>
-      <w:r>
-        <w:rPr>
-          <w:rFonts w:hint="eastAsia"/>
-          <w:szCs w:val="28"/>
-        </w:rPr>
-        <w:t>作了明確的對比，今天所見，依然如故，引出</w:t>
-      </w:r>
-      <w:r>
-        <w:rPr>
-          <w:rFonts w:hint="eastAsia"/>
-          <w:szCs w:val="28"/>
-        </w:rPr>
-        <w:t>「</w:t>
-      </w:r>
-      <w:r>
-        <w:rPr>
-          <w:rFonts w:hint="eastAsia"/>
-          <w:szCs w:val="28"/>
-        </w:rPr>
-        <w:t>淚</w:t>
-      </w:r>
-      <w:proofErr w:type="gramStart"/>
-      <w:r>
-        <w:rPr>
-          <w:rFonts w:hint="eastAsia"/>
-          <w:szCs w:val="28"/>
-        </w:rPr>
-        <w:t>滿春衫袖</w:t>
-      </w:r>
-      <w:proofErr w:type="gramEnd"/>
-      <w:r>
-        <w:rPr>
-          <w:rFonts w:hint="eastAsia"/>
-          <w:szCs w:val="28"/>
-        </w:rPr>
-        <w:t>」</w:t>
-      </w:r>
-      <w:r>
-        <w:rPr>
-          <w:rFonts w:hint="eastAsia"/>
-          <w:szCs w:val="28"/>
-        </w:rPr>
-        <w:t>這一舊情難續的沉重哀傷，表達出詞人對昔日戀人的一往情深，卻已物是人非的思緒。</w:t>
-      </w:r>
-    </w:p>
-    <w:p>
-      <w:pPr>
-        <w:spacing w:after="0" w:line="440" w:lineRule="exact"/>
-        <w:ind w:left="0" w:right="0" w:firstLine="0"/>
-        <w:rPr>
-          <w:szCs w:val="28"/>
-        </w:rPr>
-      </w:pPr>
-      <w:r>
-        <w:rPr>
-          <w:rFonts w:hint="eastAsia"/>
-          <w:szCs w:val="28"/>
-        </w:rPr>
-        <w:lastRenderedPageBreak/>
-        <w:t xml:space="preserve">    </w:t>
-      </w:r>
-      <w:proofErr w:type="gramStart"/>
-      <w:r>
-        <w:rPr>
-          <w:rFonts w:hint="eastAsia"/>
-          <w:szCs w:val="28"/>
-        </w:rPr>
-        <w:t>此詞既</w:t>
-      </w:r>
-      <w:proofErr w:type="gramEnd"/>
-      <w:r>
-        <w:rPr>
-          <w:rFonts w:hint="eastAsia"/>
-          <w:szCs w:val="28"/>
-        </w:rPr>
-        <w:t>寫出了情人的美麗和當日相戀時的溫馨甜蜜，又寫出了今日伊人不見的悵惘和憂傷。寫法上，它採用了去年與今年的對比性手法，使得今昔情景之間形成哀樂</w:t>
-      </w:r>
-      <w:bookmarkStart w:id="0" w:name="_Hlk137886407"/>
-      <w:proofErr w:type="gramStart"/>
-      <w:r>
-        <w:rPr>
-          <w:rFonts w:hint="eastAsia"/>
-          <w:b/>
-          <w:bCs/>
-          <w:szCs w:val="28"/>
-        </w:rPr>
-        <w:t>迥</w:t>
-      </w:r>
-      <w:proofErr w:type="gramEnd"/>
-      <w:r>
-        <w:rPr>
-          <w:rFonts w:hint="eastAsia"/>
-          <w:b/>
-          <w:bCs/>
-          <w:szCs w:val="28"/>
-        </w:rPr>
-        <w:t>異</w:t>
-      </w:r>
-      <w:bookmarkEnd w:id="0"/>
-      <w:r>
-        <w:rPr>
-          <w:rFonts w:hint="eastAsia"/>
-          <w:szCs w:val="28"/>
-        </w:rPr>
-        <w:t>的鮮明對比，從而有效地表達了詞人所欲吐露</w:t>
-      </w:r>
-      <w:r>
-        <w:rPr>
-          <w:rFonts w:hint="eastAsia"/>
-          <w:szCs w:val="28"/>
-        </w:rPr>
-        <w:t>(</w:t>
-      </w:r>
-      <w:proofErr w:type="gramStart"/>
-      <w:r>
-        <w:rPr>
-          <w:rFonts w:hint="eastAsia"/>
-          <w:color w:val="FF0000"/>
-          <w:sz w:val="16"/>
-          <w:szCs w:val="16"/>
-        </w:rPr>
-        <w:t>ㄌㄨ</w:t>
-      </w:r>
-      <w:r>
-        <w:rPr>
-          <w:rFonts w:hint="eastAsia"/>
-          <w:color w:val="FF0000"/>
-          <w:sz w:val="16"/>
-          <w:szCs w:val="16"/>
-        </w:rPr>
-        <w:t>ˋ</w:t>
-      </w:r>
-      <w:proofErr w:type="gramEnd"/>
-      <w:r>
-        <w:rPr>
-          <w:rFonts w:hint="eastAsia"/>
-          <w:szCs w:val="28"/>
-        </w:rPr>
-        <w:t>)</w:t>
-      </w:r>
-      <w:r>
-        <w:rPr>
-          <w:rFonts w:hint="eastAsia"/>
-          <w:szCs w:val="28"/>
-        </w:rPr>
-        <w:t>的愛情遭遇上的傷感、苦痛體驗。這種</w:t>
-      </w:r>
-      <w:r>
-        <w:rPr>
-          <w:rFonts w:hint="eastAsia"/>
-          <w:b/>
-          <w:bCs/>
-          <w:szCs w:val="28"/>
-        </w:rPr>
-        <w:t>文義並列</w:t>
-      </w:r>
-      <w:r>
-        <w:rPr>
-          <w:rFonts w:hint="eastAsia"/>
-          <w:szCs w:val="28"/>
-        </w:rPr>
-        <w:t>的分片結構，形成迴旋詠嘆的重疊，讀來</w:t>
-      </w:r>
-      <w:proofErr w:type="gramStart"/>
-      <w:r>
-        <w:rPr>
-          <w:rFonts w:hint="eastAsia"/>
-          <w:szCs w:val="28"/>
-        </w:rPr>
-        <w:t>一</w:t>
-      </w:r>
-      <w:proofErr w:type="gramEnd"/>
-      <w:r>
-        <w:rPr>
-          <w:rFonts w:hint="eastAsia"/>
-          <w:szCs w:val="28"/>
-        </w:rPr>
-        <w:t>詠三嘆，令人感慨。</w:t>
-      </w:r>
-    </w:p>
-    <w:p>
-      <w:pPr>
-        <w:spacing w:after="0" w:line="440" w:lineRule="exact"/>
-        <w:ind w:left="0" w:right="0" w:firstLine="0"/>
-        <w:rPr>
-          <w:szCs w:val="28"/>
-        </w:rPr>
-      </w:pPr>
-      <w:r>
-        <w:rPr>
-          <w:rFonts w:hint="eastAsia"/>
-          <w:szCs w:val="28"/>
-        </w:rPr>
-        <w:t xml:space="preserve">    </w:t>
-      </w:r>
-      <w:r>
-        <w:rPr>
-          <w:rFonts w:hint="eastAsia"/>
-          <w:szCs w:val="28"/>
-        </w:rPr>
-        <w:t>這</w:t>
-      </w:r>
-      <w:proofErr w:type="gramStart"/>
-      <w:r>
-        <w:rPr>
-          <w:rFonts w:hint="eastAsia"/>
-          <w:szCs w:val="28"/>
-        </w:rPr>
-        <w:t>首元夜</w:t>
-      </w:r>
-      <w:proofErr w:type="gramEnd"/>
-      <w:r>
-        <w:rPr>
-          <w:rFonts w:hint="eastAsia"/>
-          <w:szCs w:val="28"/>
-        </w:rPr>
-        <w:t>戀舊的《生查子·元夕》</w:t>
-      </w:r>
-      <w:r>
-        <w:rPr>
-          <w:rFonts w:hint="eastAsia"/>
-          <w:szCs w:val="28"/>
-        </w:rPr>
-        <w:t>有一</w:t>
-      </w:r>
-      <w:proofErr w:type="gramStart"/>
-      <w:r>
-        <w:rPr>
-          <w:rFonts w:hint="eastAsia"/>
-          <w:szCs w:val="28"/>
-        </w:rPr>
-        <w:t>說</w:t>
-      </w:r>
-      <w:r>
-        <w:rPr>
-          <w:rFonts w:hint="eastAsia"/>
-          <w:szCs w:val="28"/>
-        </w:rPr>
-        <w:t>是</w:t>
-      </w:r>
-      <w:r>
-        <w:rPr>
-          <w:rFonts w:hint="eastAsia"/>
-          <w:szCs w:val="28"/>
-          <w:u w:val="single"/>
-        </w:rPr>
-        <w:t>朱淑真</w:t>
-      </w:r>
-      <w:proofErr w:type="gramEnd"/>
-      <w:r>
-        <w:rPr>
-          <w:rFonts w:hint="eastAsia"/>
-          <w:szCs w:val="28"/>
-        </w:rPr>
-        <w:t>所作，長期以來被認為</w:t>
-      </w:r>
-      <w:r>
-        <w:rPr>
-          <w:rFonts w:hint="eastAsia"/>
-          <w:szCs w:val="28"/>
-          <w:u w:val="single"/>
-        </w:rPr>
-        <w:t>歐陽修</w:t>
-      </w:r>
-      <w:r>
-        <w:rPr>
-          <w:rFonts w:hint="eastAsia"/>
-          <w:szCs w:val="28"/>
-        </w:rPr>
-        <w:t>所作，其實是當時怕壞了女子的風氣</w:t>
-      </w:r>
-      <w:r>
-        <w:rPr>
-          <w:rFonts w:hint="eastAsia"/>
-          <w:szCs w:val="28"/>
-        </w:rPr>
-        <w:t>，</w:t>
-      </w:r>
-      <w:r>
-        <w:rPr>
-          <w:szCs w:val="28"/>
-        </w:rPr>
-        <w:t>才將作者改為了</w:t>
-      </w:r>
-      <w:r>
-        <w:rPr>
-          <w:szCs w:val="28"/>
-          <w:u w:val="single"/>
-        </w:rPr>
-        <w:t>歐陽修</w:t>
-      </w:r>
-      <w:r>
-        <w:rPr>
-          <w:szCs w:val="28"/>
-        </w:rPr>
-        <w:t>的。</w:t>
-      </w:r>
-    </w:p>
-    <w:p>
-      <w:pPr>
-        <w:spacing w:after="0" w:line="440" w:lineRule="exact"/>
-        <w:ind w:left="0" w:right="0" w:firstLine="0"/>
-        <w:rPr>
-          <w:szCs w:val="28"/>
-        </w:rPr>
-      </w:pPr>
-      <w:r>
-        <w:rPr>
-          <w:rFonts w:hint="eastAsia"/>
-          <w:szCs w:val="28"/>
-        </w:rPr>
-        <w:t xml:space="preserve">    </w:t>
-      </w:r>
-      <w:r>
-        <w:rPr>
-          <w:rFonts w:hint="eastAsia"/>
-          <w:szCs w:val="28"/>
-        </w:rPr>
-        <w:t>詞的上片回憶從前幽會，充滿希望與幸福，可見</w:t>
-      </w:r>
-      <w:proofErr w:type="gramStart"/>
-      <w:r>
-        <w:rPr>
-          <w:rFonts w:hint="eastAsia"/>
-          <w:szCs w:val="28"/>
-        </w:rPr>
-        <w:t>兩情是何等</w:t>
-      </w:r>
-      <w:proofErr w:type="gramEnd"/>
-      <w:r>
-        <w:rPr>
-          <w:rFonts w:hint="eastAsia"/>
-          <w:szCs w:val="28"/>
-        </w:rPr>
-        <w:t>歡洽。而周圍的環境，無論是花、燈，還是月、柳，都成了愛的見證，美的表白，未來幸福的圖景。</w:t>
-      </w:r>
-      <w:proofErr w:type="gramStart"/>
-      <w:r>
-        <w:rPr>
-          <w:rFonts w:hint="eastAsia"/>
-          <w:szCs w:val="28"/>
-        </w:rPr>
-        <w:t>情與景</w:t>
-      </w:r>
-      <w:proofErr w:type="gramEnd"/>
-      <w:r>
-        <w:rPr>
-          <w:rFonts w:hint="eastAsia"/>
-          <w:szCs w:val="28"/>
-        </w:rPr>
-        <w:t>聯繫在一起，展現了美的意境。</w:t>
-      </w:r>
-    </w:p>
-    <w:p>
-      <w:pPr>
-        <w:spacing w:after="0" w:line="440" w:lineRule="exact"/>
-        <w:ind w:left="0" w:right="0" w:firstLine="0"/>
-        <w:rPr>
-          <w:szCs w:val="28"/>
-        </w:rPr>
-      </w:pPr>
-      <w:r>
-        <w:rPr>
-          <w:rFonts w:hint="eastAsia"/>
-          <w:szCs w:val="28"/>
-        </w:rPr>
-        <w:t xml:space="preserve">    </w:t>
-      </w:r>
-      <w:r>
-        <w:rPr>
-          <w:rFonts w:hint="eastAsia"/>
-          <w:szCs w:val="28"/>
-        </w:rPr>
-        <w:t>但快樂的時光總是很快成為記憶。詞的下片，筆鋒一轉，時光飛逝如電，轉眼到了</w:t>
-      </w:r>
-      <w:r>
-        <w:rPr>
-          <w:rFonts w:hint="eastAsia"/>
-          <w:szCs w:val="28"/>
-        </w:rPr>
-        <w:t>「</w:t>
-      </w:r>
-      <w:proofErr w:type="gramStart"/>
-      <w:r>
-        <w:rPr>
-          <w:rFonts w:hint="eastAsia"/>
-          <w:szCs w:val="28"/>
-        </w:rPr>
-        <w:t>今年元夜時</w:t>
-      </w:r>
-      <w:proofErr w:type="gramEnd"/>
-      <w:r>
-        <w:rPr>
-          <w:rFonts w:hint="eastAsia"/>
-          <w:szCs w:val="28"/>
-        </w:rPr>
-        <w:t>」</w:t>
-      </w:r>
-      <w:r>
-        <w:rPr>
-          <w:rFonts w:hint="eastAsia"/>
-          <w:szCs w:val="28"/>
-        </w:rPr>
-        <w:t>，把主人公的情思從回憶中拉了回來。</w:t>
-      </w:r>
-      <w:r>
-        <w:rPr>
-          <w:rFonts w:hint="eastAsia"/>
-          <w:szCs w:val="28"/>
-        </w:rPr>
-        <w:t>「</w:t>
-      </w:r>
-      <w:r>
-        <w:rPr>
-          <w:rFonts w:hint="eastAsia"/>
-          <w:szCs w:val="28"/>
-        </w:rPr>
-        <w:t>月與燈依舊</w:t>
-      </w:r>
-      <w:r>
-        <w:rPr>
-          <w:rFonts w:hint="eastAsia"/>
-          <w:szCs w:val="28"/>
-        </w:rPr>
-        <w:t>」</w:t>
-      </w:r>
-      <w:r>
-        <w:rPr>
-          <w:rFonts w:hint="eastAsia"/>
-          <w:szCs w:val="28"/>
-        </w:rPr>
-        <w:t>把人們的思緒引向上片的描寫之中，月色依舊美好，燈市依舊燦爛如晝。環境依舊似去年，而人又如何呢？這是主人公主旨所在，也是他抒情的主體。詞人於</w:t>
-      </w:r>
-      <w:proofErr w:type="gramStart"/>
-      <w:r>
-        <w:rPr>
-          <w:rFonts w:hint="eastAsia"/>
-          <w:szCs w:val="28"/>
-        </w:rPr>
-        <w:t>人潮湧動中</w:t>
-      </w:r>
-      <w:proofErr w:type="gramEnd"/>
-      <w:r>
-        <w:rPr>
-          <w:rFonts w:hint="eastAsia"/>
-          <w:szCs w:val="28"/>
-        </w:rPr>
-        <w:t>無處尋覓佳人芳蹤，心情沮喪，辛酸無奈</w:t>
-      </w:r>
-      <w:proofErr w:type="gramStart"/>
-      <w:r>
-        <w:rPr>
-          <w:rFonts w:hint="eastAsia"/>
-          <w:szCs w:val="28"/>
-        </w:rPr>
-        <w:t>之淚打濕</w:t>
-      </w:r>
-      <w:proofErr w:type="gramEnd"/>
-      <w:r>
-        <w:rPr>
-          <w:rFonts w:hint="eastAsia"/>
-          <w:szCs w:val="28"/>
-        </w:rPr>
-        <w:t>了自己的衣襟。舊時天氣舊時衣，佳人不見淚</w:t>
-      </w:r>
-      <w:proofErr w:type="gramStart"/>
-      <w:r>
-        <w:rPr>
-          <w:rFonts w:hint="eastAsia"/>
-          <w:b/>
-          <w:bCs/>
-          <w:szCs w:val="28"/>
-        </w:rPr>
-        <w:t>黯</w:t>
-      </w:r>
-      <w:r>
-        <w:rPr>
-          <w:rFonts w:hint="eastAsia"/>
-          <w:szCs w:val="28"/>
-        </w:rPr>
-        <w:t>滴，</w:t>
-      </w:r>
-      <w:proofErr w:type="gramEnd"/>
-      <w:r>
-        <w:rPr>
-          <w:rFonts w:hint="eastAsia"/>
-          <w:szCs w:val="28"/>
-        </w:rPr>
-        <w:t>怎能不傷感遺憾？上句</w:t>
-      </w:r>
-      <w:r>
-        <w:rPr>
-          <w:rFonts w:hint="eastAsia"/>
-          <w:szCs w:val="28"/>
-        </w:rPr>
-        <w:t>「</w:t>
-      </w:r>
-      <w:r>
-        <w:rPr>
-          <w:rFonts w:hint="eastAsia"/>
-          <w:szCs w:val="28"/>
-        </w:rPr>
-        <w:t>不見去年人</w:t>
-      </w:r>
-      <w:r>
-        <w:rPr>
-          <w:rFonts w:hint="eastAsia"/>
-          <w:szCs w:val="28"/>
-        </w:rPr>
-        <w:t>」</w:t>
-      </w:r>
-      <w:r>
-        <w:rPr>
-          <w:rFonts w:hint="eastAsia"/>
-          <w:szCs w:val="28"/>
-        </w:rPr>
-        <w:t>已有無限傷感隱含其中，</w:t>
-      </w:r>
-      <w:proofErr w:type="gramStart"/>
-      <w:r>
-        <w:rPr>
-          <w:rFonts w:hint="eastAsia"/>
-          <w:szCs w:val="28"/>
-        </w:rPr>
-        <w:t>末句再把</w:t>
-      </w:r>
-      <w:proofErr w:type="gramEnd"/>
-      <w:r>
-        <w:rPr>
-          <w:rFonts w:hint="eastAsia"/>
-          <w:szCs w:val="28"/>
-        </w:rPr>
-        <w:t>這種傷感之情形象化、明朗化。</w:t>
-      </w:r>
-    </w:p>
-    <w:p>
-      <w:pPr>
-        <w:spacing w:after="0" w:line="440" w:lineRule="exact"/>
-        <w:ind w:left="0" w:right="0" w:firstLine="0"/>
-        <w:rPr>
-          <w:szCs w:val="28"/>
-        </w:rPr>
-      </w:pPr>
-      <w:r>
-        <w:rPr>
-          <w:rFonts w:hint="eastAsia"/>
-          <w:szCs w:val="28"/>
-        </w:rPr>
-        <w:t xml:space="preserve">    </w:t>
-      </w:r>
-      <w:r>
-        <w:rPr>
-          <w:rFonts w:hint="eastAsia"/>
-          <w:szCs w:val="28"/>
-        </w:rPr>
-        <w:t>物是人非的悵惘，今昔對比的淒涼，由此美景也變為傷感之景，月與燈交織而就的花市夜景即由明亮化為暗淡。淡漠冷清的傷感</w:t>
-      </w:r>
-      <w:proofErr w:type="gramStart"/>
-      <w:r>
-        <w:rPr>
-          <w:rFonts w:hint="eastAsia"/>
-          <w:szCs w:val="28"/>
-        </w:rPr>
-        <w:t>瀰漫於詞的</w:t>
-      </w:r>
-      <w:proofErr w:type="gramEnd"/>
-      <w:r>
-        <w:rPr>
-          <w:rFonts w:hint="eastAsia"/>
-          <w:szCs w:val="28"/>
-        </w:rPr>
-        <w:t>下片。燈、花、月、柳，在主人公眼裡只不過是淒涼的化身、傷感的催化劑、相思的見證。而今佳人難覓，淚眼看花</w:t>
-      </w:r>
-      <w:proofErr w:type="gramStart"/>
-      <w:r>
-        <w:rPr>
-          <w:rFonts w:hint="eastAsia"/>
-          <w:szCs w:val="28"/>
-        </w:rPr>
-        <w:t>花亦悲，</w:t>
-      </w:r>
-      <w:proofErr w:type="gramEnd"/>
-      <w:r>
-        <w:rPr>
-          <w:rFonts w:hint="eastAsia"/>
-          <w:szCs w:val="28"/>
-        </w:rPr>
-        <w:t>淚滿衣袖。</w:t>
-      </w:r>
-    </w:p>
-    <w:p>
-      <w:pPr>
-        <w:spacing w:after="0" w:line="440" w:lineRule="exact"/>
-        <w:ind w:left="0" w:right="0" w:firstLine="0"/>
-        <w:rPr>
-          <w:szCs w:val="28"/>
-        </w:rPr>
-      </w:pPr>
-      <w:r>
-        <w:rPr>
-          <w:rFonts w:hint="eastAsia"/>
-          <w:szCs w:val="28"/>
-        </w:rPr>
-        <w:t xml:space="preserve">    </w:t>
-      </w:r>
-      <w:r>
-        <w:rPr>
-          <w:rFonts w:hint="eastAsia"/>
-          <w:szCs w:val="28"/>
-        </w:rPr>
-        <w:t>世事難料，</w:t>
-      </w:r>
-      <w:proofErr w:type="gramStart"/>
-      <w:r>
-        <w:rPr>
-          <w:rFonts w:hint="eastAsia"/>
-          <w:szCs w:val="28"/>
-        </w:rPr>
-        <w:t>情難如願</w:t>
-      </w:r>
-      <w:proofErr w:type="gramEnd"/>
-      <w:r>
-        <w:rPr>
-          <w:rFonts w:hint="eastAsia"/>
-          <w:szCs w:val="28"/>
-        </w:rPr>
-        <w:t>。牽動人心的最是那</w:t>
-      </w:r>
-      <w:proofErr w:type="gramStart"/>
-      <w:r>
-        <w:rPr>
-          <w:rFonts w:hint="eastAsia"/>
-          <w:szCs w:val="28"/>
-        </w:rPr>
-        <w:t>悽</w:t>
-      </w:r>
-      <w:proofErr w:type="gramEnd"/>
-      <w:r>
-        <w:rPr>
-          <w:rFonts w:hint="eastAsia"/>
-          <w:szCs w:val="28"/>
-        </w:rPr>
-        <w:t>怨、纏綿而又刻骨銘心的相思。誰不曾</w:t>
-      </w:r>
-      <w:r>
-        <w:rPr>
-          <w:rFonts w:hint="eastAsia"/>
-          <w:b/>
-          <w:bCs/>
-          <w:szCs w:val="28"/>
-        </w:rPr>
-        <w:t>渴慕</w:t>
-      </w:r>
-      <w:r>
-        <w:rPr>
-          <w:rFonts w:hint="eastAsia"/>
-          <w:szCs w:val="28"/>
-        </w:rPr>
-        <w:t>，誰不曾誠意追索，可無奈造化捉弄，</w:t>
-      </w:r>
-      <w:r>
-        <w:rPr>
-          <w:rFonts w:hint="eastAsia"/>
-          <w:b/>
-          <w:bCs/>
-          <w:szCs w:val="28"/>
-        </w:rPr>
-        <w:t>陰差陽錯</w:t>
-      </w:r>
-      <w:r>
-        <w:rPr>
-          <w:rFonts w:hint="eastAsia"/>
-          <w:szCs w:val="28"/>
-        </w:rPr>
-        <w:t>，幸福的身影總是擦肩而過。舊時歡愉仍駐留心中，而痴心等候的那個人，今生卻不再來。無可奈何花落去，但那隻似曾相識的燕子呢？</w:t>
-      </w:r>
-      <w:proofErr w:type="gramStart"/>
-      <w:r>
-        <w:rPr>
-          <w:rFonts w:hint="eastAsia"/>
-          <w:szCs w:val="28"/>
-        </w:rPr>
-        <w:t>那曾有的</w:t>
-      </w:r>
-      <w:proofErr w:type="gramEnd"/>
-      <w:r>
-        <w:rPr>
-          <w:rFonts w:hint="eastAsia"/>
-          <w:szCs w:val="28"/>
-        </w:rPr>
-        <w:t>愛情真是無比</w:t>
-      </w:r>
-      <w:proofErr w:type="gramStart"/>
-      <w:r>
-        <w:rPr>
-          <w:rFonts w:hint="eastAsia"/>
-          <w:szCs w:val="28"/>
-        </w:rPr>
-        <w:t>難測嗎</w:t>
-      </w:r>
-      <w:proofErr w:type="gramEnd"/>
-      <w:r>
-        <w:rPr>
-          <w:rFonts w:hint="eastAsia"/>
-          <w:szCs w:val="28"/>
-        </w:rPr>
-        <w:t>？如果真的這樣，那些兩情相悅、纏綿悱惻的美麗</w:t>
-      </w:r>
-      <w:proofErr w:type="gramStart"/>
-      <w:r>
-        <w:rPr>
-          <w:rFonts w:hint="eastAsia"/>
-          <w:szCs w:val="28"/>
-        </w:rPr>
-        <w:t>韶</w:t>
-      </w:r>
-      <w:proofErr w:type="gramEnd"/>
-      <w:r>
-        <w:rPr>
-          <w:rFonts w:hint="eastAsia"/>
-          <w:szCs w:val="28"/>
-        </w:rPr>
-        <w:t>華難道是在歲月中流走的嗎？誰也不曾料到呵，錯過了一</w:t>
-      </w:r>
-      <w:proofErr w:type="gramStart"/>
-      <w:r>
-        <w:rPr>
-          <w:rFonts w:hint="eastAsia"/>
-          <w:szCs w:val="28"/>
-        </w:rPr>
-        <w:t>季竟錯過</w:t>
-      </w:r>
-      <w:proofErr w:type="gramEnd"/>
-      <w:r>
-        <w:rPr>
-          <w:rFonts w:hint="eastAsia"/>
-          <w:szCs w:val="28"/>
-        </w:rPr>
-        <w:t>了一生。</w:t>
-      </w:r>
-      <w:proofErr w:type="gramStart"/>
-      <w:r>
-        <w:rPr>
-          <w:rFonts w:hint="eastAsia"/>
-          <w:szCs w:val="28"/>
-        </w:rPr>
-        <w:t>山盟雖</w:t>
-      </w:r>
-      <w:proofErr w:type="gramEnd"/>
-      <w:r>
-        <w:rPr>
-          <w:rFonts w:hint="eastAsia"/>
-          <w:szCs w:val="28"/>
-        </w:rPr>
-        <w:t>在，</w:t>
-      </w:r>
-      <w:proofErr w:type="gramStart"/>
-      <w:r>
-        <w:rPr>
-          <w:rFonts w:hint="eastAsia"/>
-          <w:szCs w:val="28"/>
-        </w:rPr>
-        <w:t>佳人無音</w:t>
-      </w:r>
-      <w:proofErr w:type="gramEnd"/>
-      <w:r>
-        <w:rPr>
-          <w:rFonts w:hint="eastAsia"/>
-          <w:szCs w:val="28"/>
-        </w:rPr>
-        <w:t>，這是怎樣的傷感遺憾，怎樣</w:t>
-      </w:r>
-      <w:proofErr w:type="gramStart"/>
-      <w:r>
-        <w:rPr>
-          <w:rFonts w:hint="eastAsia"/>
-          <w:szCs w:val="28"/>
-        </w:rPr>
-        <w:t>的</w:t>
-      </w:r>
-      <w:r>
-        <w:rPr>
-          <w:rFonts w:hint="eastAsia"/>
-          <w:szCs w:val="28"/>
-        </w:rPr>
-        <w:t>裂心之</w:t>
-      </w:r>
-      <w:proofErr w:type="gramEnd"/>
-      <w:r>
-        <w:rPr>
-          <w:rFonts w:hint="eastAsia"/>
-          <w:szCs w:val="28"/>
-        </w:rPr>
-        <w:t>痛</w:t>
-      </w:r>
-      <w:r>
-        <w:rPr>
-          <w:rFonts w:hint="eastAsia"/>
-          <w:szCs w:val="28"/>
-        </w:rPr>
-        <w:t>！</w:t>
-      </w:r>
-    </w:p>
-    <w:p>
-      <w:pPr>
-        <w:spacing w:after="0" w:line="440" w:lineRule="exact"/>
-        <w:ind w:left="0" w:right="0" w:firstLine="0"/>
-        <w:rPr>
-          <w:szCs w:val="28"/>
-        </w:rPr>
-      </w:pPr>
-      <w:r>
-        <w:rPr>
-          <w:rFonts w:hint="eastAsia"/>
-          <w:szCs w:val="28"/>
-        </w:rPr>
-        <w:t xml:space="preserve">    </w:t>
-      </w:r>
-      <w:r>
-        <w:rPr>
-          <w:rFonts w:hint="eastAsia"/>
-          <w:szCs w:val="28"/>
-        </w:rPr>
-        <w:t>古人如此，今人亦然。世間總有太多的傷感和遺憾。世事在變，滄海桑田。</w:t>
-      </w:r>
-      <w:r>
-        <w:rPr>
-          <w:rFonts w:hint="eastAsia"/>
-          <w:b/>
-          <w:bCs/>
-          <w:szCs w:val="28"/>
-        </w:rPr>
-        <w:t>回</w:t>
-      </w:r>
-      <w:proofErr w:type="gramStart"/>
-      <w:r>
-        <w:rPr>
-          <w:rFonts w:hint="eastAsia"/>
-          <w:b/>
-          <w:bCs/>
-          <w:szCs w:val="28"/>
-        </w:rPr>
-        <w:t>眸</w:t>
-      </w:r>
-      <w:r>
-        <w:rPr>
-          <w:rFonts w:hint="eastAsia"/>
-          <w:szCs w:val="28"/>
-        </w:rPr>
-        <w:t>尋望</w:t>
-      </w:r>
-      <w:proofErr w:type="gramEnd"/>
-      <w:r>
-        <w:rPr>
-          <w:rFonts w:hint="eastAsia"/>
-          <w:szCs w:val="28"/>
-        </w:rPr>
-        <w:t>，昔人都已不見，此地空餘斷腸人。滾滾紅塵，茫茫人海，佳人無處尋覓，</w:t>
-      </w:r>
-      <w:proofErr w:type="gramStart"/>
-      <w:r>
-        <w:rPr>
-          <w:rFonts w:hint="eastAsia"/>
-          <w:szCs w:val="28"/>
-        </w:rPr>
-        <w:t>便縱有</w:t>
-      </w:r>
-      <w:proofErr w:type="gramEnd"/>
-      <w:r>
-        <w:rPr>
-          <w:rFonts w:hint="eastAsia"/>
-          <w:szCs w:val="28"/>
-        </w:rPr>
-        <w:t>柔情萬種，更與何人說？</w:t>
-      </w:r>
-    </w:p>
-    <w:p>
-      <w:pPr>
-        <w:spacing w:after="0" w:line="440" w:lineRule="exact"/>
-        <w:ind w:left="0" w:right="0" w:firstLine="0"/>
-        <w:rPr>
-          <w:bCs/>
-          <w:spacing w:val="-6"/>
-          <w:szCs w:val="28"/>
-        </w:rPr>
-      </w:pPr>
-      <w:r>
-        <w:rPr>
-          <w:rFonts w:hint="eastAsia"/>
-          <w:szCs w:val="28"/>
-        </w:rPr>
-        <w:t xml:space="preserve">    </w:t>
-      </w:r>
-      <w:r>
-        <w:rPr>
-          <w:rFonts w:hint="eastAsia"/>
-          <w:szCs w:val="28"/>
-        </w:rPr>
-        <w:t>物是人非事事休，欲語</w:t>
-      </w:r>
-      <w:proofErr w:type="gramStart"/>
-      <w:r>
-        <w:rPr>
-          <w:rFonts w:hint="eastAsia"/>
-          <w:szCs w:val="28"/>
-        </w:rPr>
-        <w:t>淚先流</w:t>
-      </w:r>
-      <w:proofErr w:type="gramEnd"/>
-      <w:r>
-        <w:rPr>
-          <w:rFonts w:hint="eastAsia"/>
-          <w:szCs w:val="28"/>
-        </w:rPr>
-        <w:t>。任君</w:t>
-      </w:r>
-      <w:r>
-        <w:rPr>
-          <w:rFonts w:hint="eastAsia"/>
-          <w:szCs w:val="28"/>
-        </w:rPr>
-        <w:t>「</w:t>
-      </w:r>
-      <w:r>
-        <w:rPr>
-          <w:rFonts w:hint="eastAsia"/>
-          <w:szCs w:val="28"/>
-        </w:rPr>
-        <w:t>淚</w:t>
-      </w:r>
-      <w:proofErr w:type="gramStart"/>
-      <w:r>
-        <w:rPr>
-          <w:rFonts w:hint="eastAsia"/>
-          <w:szCs w:val="28"/>
-        </w:rPr>
-        <w:t>濕春衫袖</w:t>
-      </w:r>
-      <w:proofErr w:type="gramEnd"/>
-      <w:r>
-        <w:rPr>
-          <w:rFonts w:hint="eastAsia"/>
-          <w:szCs w:val="28"/>
-        </w:rPr>
-        <w:t>」</w:t>
-      </w:r>
-      <w:r>
-        <w:rPr>
-          <w:rFonts w:hint="eastAsia"/>
-          <w:szCs w:val="28"/>
-        </w:rPr>
-        <w:t>，卻已</w:t>
-      </w:r>
-      <w:r>
-        <w:rPr>
-          <w:rFonts w:hint="eastAsia"/>
-          <w:szCs w:val="28"/>
-        </w:rPr>
-        <w:t>「</w:t>
-      </w:r>
-      <w:r>
-        <w:rPr>
-          <w:rFonts w:hint="eastAsia"/>
-          <w:szCs w:val="28"/>
-        </w:rPr>
-        <w:t>不見去年人</w:t>
-      </w:r>
-      <w:r>
-        <w:rPr>
-          <w:rFonts w:hint="eastAsia"/>
-          <w:szCs w:val="28"/>
-        </w:rPr>
-        <w:t>」</w:t>
-      </w:r>
-      <w:r>
-        <w:rPr>
-          <w:rFonts w:hint="eastAsia"/>
-          <w:szCs w:val="28"/>
-        </w:rPr>
-        <w:t>，此</w:t>
-      </w:r>
-      <w:proofErr w:type="gramStart"/>
-      <w:r>
-        <w:rPr>
-          <w:rFonts w:hint="eastAsia"/>
-          <w:szCs w:val="28"/>
-        </w:rPr>
-        <w:t>情此傷</w:t>
-      </w:r>
-      <w:proofErr w:type="gramEnd"/>
-      <w:r>
-        <w:rPr>
-          <w:rFonts w:hint="eastAsia"/>
-          <w:szCs w:val="28"/>
-        </w:rPr>
-        <w:t>，又</w:t>
-      </w:r>
-      <w:proofErr w:type="gramStart"/>
-      <w:r>
-        <w:rPr>
-          <w:rFonts w:hint="eastAsia"/>
-          <w:szCs w:val="28"/>
-        </w:rPr>
-        <w:t>怎奈何天</w:t>
-      </w:r>
-      <w:proofErr w:type="gramEnd"/>
-      <w:r>
-        <w:rPr>
-          <w:rFonts w:hint="eastAsia"/>
-          <w:szCs w:val="28"/>
-        </w:rPr>
-        <w:t>？</w:t>
-      </w:r>
-      <w:r>
-        <w:rPr>
-          <w:rFonts w:hint="eastAsia"/>
-          <w:szCs w:val="28"/>
-          <w:u w:val="single"/>
-        </w:rPr>
-        <w:t>歐陽修</w:t>
-      </w:r>
-      <w:r>
-        <w:rPr>
-          <w:rFonts w:hint="eastAsia"/>
-          <w:szCs w:val="28"/>
-        </w:rPr>
-        <w:t>的詩詞甚多，而我獨愛《生查子·元夕》。反覆低</w:t>
-      </w:r>
-      <w:proofErr w:type="gramStart"/>
-      <w:r>
-        <w:rPr>
-          <w:rFonts w:hint="eastAsia"/>
-          <w:szCs w:val="28"/>
-        </w:rPr>
-        <w:t>吟淺唱</w:t>
-      </w:r>
-      <w:proofErr w:type="gramEnd"/>
-      <w:r>
-        <w:rPr>
-          <w:rFonts w:hint="eastAsia"/>
-          <w:szCs w:val="28"/>
-        </w:rPr>
-        <w:t>「</w:t>
-      </w:r>
-      <w:proofErr w:type="gramStart"/>
-      <w:r>
-        <w:rPr>
-          <w:rFonts w:hint="eastAsia"/>
-          <w:szCs w:val="28"/>
-        </w:rPr>
-        <w:t>去年元夜時</w:t>
-      </w:r>
-      <w:proofErr w:type="gramEnd"/>
-      <w:r>
-        <w:rPr>
-          <w:rFonts w:hint="eastAsia"/>
-          <w:szCs w:val="28"/>
-        </w:rPr>
-        <w:t>…</w:t>
-      </w:r>
-      <w:proofErr w:type="gramStart"/>
-      <w:r>
-        <w:rPr>
-          <w:rFonts w:hint="eastAsia"/>
-          <w:szCs w:val="28"/>
-        </w:rPr>
-        <w:t>…</w:t>
-      </w:r>
-      <w:proofErr w:type="gramEnd"/>
-      <w:r>
-        <w:rPr>
-          <w:rFonts w:hint="eastAsia"/>
-          <w:szCs w:val="28"/>
-        </w:rPr>
-        <w:t>」</w:t>
-      </w:r>
-      <w:r>
-        <w:rPr>
-          <w:rFonts w:hint="eastAsia"/>
-          <w:szCs w:val="28"/>
-        </w:rPr>
-        <w:t>無限傷感，隱隱</w:t>
-      </w:r>
-      <w:proofErr w:type="gramStart"/>
-      <w:r>
-        <w:rPr>
-          <w:rFonts w:hint="eastAsia"/>
-          <w:szCs w:val="28"/>
-        </w:rPr>
-        <w:t>一</w:t>
-      </w:r>
-      <w:proofErr w:type="gramEnd"/>
-      <w:r>
-        <w:rPr>
-          <w:rFonts w:hint="eastAsia"/>
-          <w:szCs w:val="28"/>
-        </w:rPr>
-        <w:t>懷愁緒化作一聲長嘆：問世</w:t>
-      </w:r>
-      <w:proofErr w:type="gramStart"/>
-      <w:r>
-        <w:rPr>
-          <w:rFonts w:hint="eastAsia"/>
-          <w:szCs w:val="28"/>
-        </w:rPr>
-        <w:t>間情是何</w:t>
-      </w:r>
-      <w:proofErr w:type="gramEnd"/>
-      <w:r>
-        <w:rPr>
-          <w:rFonts w:hint="eastAsia"/>
-          <w:szCs w:val="28"/>
-        </w:rPr>
-        <w:t>物，</w:t>
-      </w:r>
-      <w:proofErr w:type="gramStart"/>
-      <w:r>
-        <w:rPr>
-          <w:rFonts w:hint="eastAsia"/>
-          <w:szCs w:val="28"/>
-        </w:rPr>
-        <w:t>直教此恨</w:t>
-      </w:r>
-      <w:proofErr w:type="gramEnd"/>
-      <w:r>
-        <w:rPr>
-          <w:rFonts w:hint="eastAsia"/>
-          <w:szCs w:val="28"/>
-        </w:rPr>
-        <w:t>綿綿</w:t>
-      </w:r>
-      <w:proofErr w:type="gramStart"/>
-      <w:r>
-        <w:rPr>
-          <w:rFonts w:hint="eastAsia"/>
-          <w:szCs w:val="28"/>
-        </w:rPr>
-        <w:t>無絕期</w:t>
-      </w:r>
-      <w:proofErr w:type="gramEnd"/>
-      <w:r>
-        <w:rPr>
-          <w:rFonts w:hint="eastAsia"/>
-          <w:szCs w:val="28"/>
-        </w:rPr>
-        <w:t>？</w:t>
-      </w:r>
-      <w:r>
-        <w:rPr>
-          <w:rFonts w:hint="eastAsia"/>
-          <w:szCs w:val="28"/>
-        </w:rPr>
-        <w:t>。</w:t>
-      </w:r>
-      <w:r>
-        <w:rPr>
-          <w:rFonts w:hint="eastAsia"/>
-          <w:bCs/>
-          <w:spacing w:val="-6"/>
-          <w:szCs w:val="28"/>
-        </w:rPr>
-        <w:t>(資料來源：</w:t>
-      </w:r>
-      <w:hyperlink r:id="rId8" w:history="1">
-        <w:r>
-          <w:rPr>
-            <w:rStyle w:val="a8"/>
-            <w:bCs/>
-            <w:spacing w:val="-6"/>
-            <w:szCs w:val="28"/>
-          </w:rPr>
-          <w:t>https://bit.ly/441B5k3</w:t>
-        </w:r>
-      </w:hyperlink>
-      <w:hyperlink r:id="rId9" w:history="1"/>
-      <w:hyperlink r:id="rId10" w:history="1"/>
-      <w:hyperlink r:id="rId11" w:history="1"/>
-      <w:hyperlink r:id="rId12" w:history="1"/>
-      <w:hyperlink r:id="rId13" w:history="1"/>
-      <w:r>
-        <w:rPr>
-          <w:rFonts w:hint="eastAsia"/>
-          <w:bCs/>
-          <w:spacing w:val="-6"/>
-          <w:szCs w:val="28"/>
-        </w:rPr>
-        <w:t>)</w:t>
-      </w:r>
-    </w:p>
-    <w:p>
-      <w:pPr>
-        <w:spacing w:beforeLines="50" w:before="120" w:after="0" w:line="480" w:lineRule="exact"/>
-        <w:ind w:left="-6" w:right="0" w:hanging="11"/>
-        <w:rPr>
+          <w:sz w:val="32"/>
+          <w:szCs w:val="32"/>
+        </w:rPr>
+      </w:pPr>
+      <w:r>
+        <w:rPr>
+          <w:rFonts w:hint="eastAsia"/>
           <w:bCs/>
           <w:sz w:val="32"/>
           <w:szCs w:val="32"/>
           <w:bdr w:val="single" w:sz="4" w:space="0" w:color="auto"/>
         </w:rPr>
-        <w:sectPr>
-          <w:footerReference w:type="default" r:id="rId14"/>
-          <w:pgSz w:w="11906" w:h="16838"/>
-          <w:pgMar w:top="567" w:right="567" w:bottom="567" w:left="567" w:header="0" w:footer="0" w:gutter="0"/>
-          <w:cols w:space="720"/>
-          <w:docGrid w:linePitch="381"/>
-        </w:sectPr>
-      </w:pPr>
-    </w:p>
-    <w:p>
-      <w:pPr>
-        <w:spacing w:after="0" w:line="440" w:lineRule="exact"/>
-        <w:ind w:left="-6" w:right="0" w:hanging="11"/>
-        <w:rPr>
-          <w:bCs/>
-          <w:sz w:val="32"/>
-          <w:szCs w:val="32"/>
-        </w:rPr>
-      </w:pPr>
-      <w:r>
-        <w:rPr>
-          <w:rFonts w:hint="eastAsia"/>
-          <w:bCs/>
-          <w:sz w:val="32"/>
-          <w:szCs w:val="32"/>
-          <w:bdr w:val="single" w:sz="4" w:space="0" w:color="auto"/>
-        </w:rPr>
-        <w:lastRenderedPageBreak/>
         <w:t>補充</w:t>
       </w:r>
     </w:p>
@@ -2884,63 +817,20 @@
           <w:ilvl w:val="0"/>
           <w:numId w:val="1"/>
         </w:numPr>
-        <w:spacing w:line="440" w:lineRule="exact"/>
-        <w:ind w:leftChars="0" w:right="0"/>
-      </w:pPr>
-      <w:r>
-        <w:rPr>
-          <w:rFonts w:hint="eastAsia"/>
-        </w:rPr>
-        <w:t>闌珊</w:t>
-      </w:r>
-      <w:r>
-        <w:rPr>
-          <w:rFonts w:hint="eastAsia"/>
-        </w:rPr>
-        <w:t>(</w:t>
-      </w:r>
-      <w:proofErr w:type="gramStart"/>
-      <w:r>
-        <w:rPr>
-          <w:rFonts w:hint="eastAsia"/>
-          <w:color w:val="FF0000"/>
-          <w:sz w:val="16"/>
-          <w:szCs w:val="16"/>
-        </w:rPr>
-        <w:t>ㄌㄢˊ</w:t>
-      </w:r>
-      <w:proofErr w:type="gramEnd"/>
-      <w:r>
-        <w:rPr>
-          <w:rFonts w:hint="eastAsia"/>
-          <w:color w:val="FF0000"/>
-          <w:sz w:val="16"/>
-          <w:szCs w:val="16"/>
-        </w:rPr>
-        <w:t xml:space="preserve"> </w:t>
-      </w:r>
-      <w:proofErr w:type="gramStart"/>
-      <w:r>
-        <w:rPr>
-          <w:rFonts w:hint="eastAsia"/>
-          <w:color w:val="FF0000"/>
-          <w:sz w:val="16"/>
-          <w:szCs w:val="16"/>
-        </w:rPr>
-        <w:t>ㄕㄢ</w:t>
-      </w:r>
-      <w:proofErr w:type="gramEnd"/>
-      <w:r>
-        <w:rPr>
-          <w:rFonts w:hint="eastAsia"/>
-        </w:rPr>
-        <w:t>)：</w:t>
-      </w:r>
-      <w:r>
-        <w:rPr>
-          <w:rFonts w:hint="eastAsia"/>
-        </w:rPr>
-        <w:t>衰落、蕭瑟的樣子。</w:t>
+        <w:spacing w:line="480" w:lineRule="exact"/>
+        <w:ind w:leftChars="0" w:left="284" w:right="0" w:hanging="284"/>
+      </w:pPr>
+      <w:r>
+        <w:t>語言清淺</w:t>
+      </w:r>
+      <w:r>
+        <w:rPr>
+          <w:rFonts w:hint="eastAsia"/>
+        </w:rPr>
+        <w:t>：</w:t>
+      </w:r>
+      <w:r>
+        <w:t>用詞淺顯易懂、明白如話，沒有艱澀難懂的典故或生僻字。指這首詞雖情感深摯，卻不以雕琢華麗的詞藻取勝，而是用最自然、口語化的字句娓娓道來，因而更具親和力與直擊人心的力量。</w:t>
       </w:r>
     </w:p>
     <w:p>
@@ -2950,20 +840,20 @@
           <w:ilvl w:val="0"/>
           <w:numId w:val="1"/>
         </w:numPr>
-        <w:spacing w:line="440" w:lineRule="exact"/>
-        <w:ind w:leftChars="0" w:right="0"/>
-      </w:pPr>
-      <w:r>
-        <w:rPr>
-          <w:rFonts w:hint="eastAsia"/>
-        </w:rPr>
-        <w:t>表情</w:t>
-      </w:r>
-      <w:r>
-        <w:rPr>
-          <w:rFonts w:hint="eastAsia"/>
-        </w:rPr>
-        <w:t>：表達情感。</w:t>
+        <w:spacing w:line="480" w:lineRule="exact"/>
+        <w:ind w:leftChars="0" w:left="284" w:right="0" w:hanging="284"/>
+      </w:pPr>
+      <w:r>
+        <w:t>宏大的燈市</w:t>
+      </w:r>
+      <w:r>
+        <w:rPr>
+          <w:rFonts w:hint="eastAsia"/>
+        </w:rPr>
+        <w:t>：</w:t>
+      </w:r>
+      <w:r>
+        <w:t>規模盛大、人潮洶湧、燈火輝煌的元宵節熱鬧市集。形容上片所描繪的宏觀背景，反襯出昔日節慶的熱鬧非凡，以及歡樂氛圍對比後續孤寂感的鋪陳。</w:t>
       </w:r>
     </w:p>
     <w:p>
@@ -2973,82 +863,20 @@
           <w:ilvl w:val="0"/>
           <w:numId w:val="1"/>
         </w:numPr>
-        <w:spacing w:line="440" w:lineRule="exact"/>
-        <w:ind w:leftChars="0" w:right="0"/>
-      </w:pPr>
-      <w:r>
-        <w:rPr>
-          <w:rFonts w:hint="eastAsia"/>
-        </w:rPr>
-        <w:t>淋漓</w:t>
-      </w:r>
-      <w:r>
-        <w:rPr>
-          <w:rFonts w:hint="eastAsia"/>
-        </w:rPr>
-        <w:t>(</w:t>
-      </w:r>
-      <w:proofErr w:type="gramStart"/>
-      <w:r>
-        <w:rPr>
-          <w:rFonts w:hint="eastAsia"/>
-          <w:color w:val="FF0000"/>
-          <w:sz w:val="16"/>
-          <w:szCs w:val="16"/>
-        </w:rPr>
-        <w:t>ㄌㄧㄣˊ</w:t>
-      </w:r>
-      <w:proofErr w:type="gramEnd"/>
-      <w:r>
-        <w:rPr>
-          <w:rFonts w:hint="eastAsia"/>
-          <w:color w:val="FF0000"/>
-          <w:sz w:val="16"/>
-          <w:szCs w:val="16"/>
-        </w:rPr>
-        <w:t xml:space="preserve"> </w:t>
-      </w:r>
-      <w:proofErr w:type="gramStart"/>
-      <w:r>
-        <w:rPr>
-          <w:rFonts w:hint="eastAsia"/>
-          <w:color w:val="FF0000"/>
-          <w:sz w:val="16"/>
-          <w:szCs w:val="16"/>
-        </w:rPr>
-        <w:t>ㄌㄧˊ</w:t>
-      </w:r>
-      <w:proofErr w:type="gramEnd"/>
-      <w:r>
-        <w:rPr>
-          <w:rFonts w:hint="eastAsia"/>
-        </w:rPr>
-        <w:t>)</w:t>
-      </w:r>
-      <w:r>
-        <w:rPr>
-          <w:rFonts w:hint="eastAsia"/>
-        </w:rPr>
-        <w:t>盡致</w:t>
-      </w:r>
-      <w:r>
-        <w:rPr>
-          <w:rFonts w:hint="eastAsia"/>
-        </w:rPr>
-        <w:t>：形容文章或言語表達得暢達詳盡。</w:t>
-      </w:r>
-    </w:p>
-    <w:p>
-      <w:pPr>
-        <w:pStyle w:val="aa"/>
-        <w:spacing w:line="440" w:lineRule="exact"/>
-        <w:ind w:leftChars="0" w:right="0" w:firstLine="0"/>
-      </w:pPr>
-      <w:r>
-        <w:rPr>
-          <w:rFonts w:hint="eastAsia"/>
-        </w:rPr>
-        <w:t>【例】這本小說將人性刻劃得淋漓盡致。</w:t>
+        <w:spacing w:line="480" w:lineRule="exact"/>
+        <w:ind w:leftChars="0" w:left="284" w:right="0" w:hanging="284"/>
+      </w:pPr>
+      <w:r>
+        <w:t>筆鋒陡轉</w:t>
+      </w:r>
+      <w:r>
+        <w:rPr>
+          <w:rFonts w:hint="eastAsia"/>
+        </w:rPr>
+        <w:t>：</w:t>
+      </w:r>
+      <w:r>
+        <w:t>寫作時的語氣、情調或情節發展發生急劇且出乎意料的轉變。指全詞結構在前兩句歡樂甜蜜的氣氛達到頂點後，下片一開頭「今年元夜時」瞬間轉為落寞與感傷，形成強烈的戲劇張力。</w:t>
       </w:r>
     </w:p>
     <w:p>
@@ -3058,65 +886,20 @@
           <w:ilvl w:val="0"/>
           <w:numId w:val="1"/>
         </w:numPr>
-        <w:spacing w:line="440" w:lineRule="exact"/>
-        <w:ind w:leftChars="0" w:right="0"/>
-      </w:pPr>
-      <w:r>
-        <w:rPr>
-          <w:rFonts w:hint="eastAsia"/>
-        </w:rPr>
-        <w:t>纏綿悱惻</w:t>
-      </w:r>
-      <w:r>
-        <w:rPr>
-          <w:rFonts w:hint="eastAsia"/>
-        </w:rPr>
-        <w:t>：情感深刻而又哀</w:t>
-      </w:r>
-      <w:proofErr w:type="gramStart"/>
-      <w:r>
-        <w:rPr>
-          <w:rFonts w:hint="eastAsia"/>
-        </w:rPr>
-        <w:t>婉</w:t>
-      </w:r>
-      <w:proofErr w:type="gramEnd"/>
-      <w:r>
-        <w:rPr>
-          <w:rFonts w:hint="eastAsia"/>
-        </w:rPr>
-        <w:t>動人。多用來形容小說、戲劇中的故事情節。</w:t>
-      </w:r>
-    </w:p>
-    <w:p>
-      <w:pPr>
-        <w:pStyle w:val="aa"/>
-        <w:ind w:leftChars="0" w:firstLine="0"/>
-      </w:pPr>
-      <w:r>
-        <w:rPr>
-          <w:rFonts w:hint="eastAsia"/>
-        </w:rPr>
-        <w:t>【例】纏綿悱惻的愛情故事一直是小說中常見的題材。</w:t>
-      </w:r>
-    </w:p>
-    <w:p>
-      <w:pPr>
-        <w:pStyle w:val="aa"/>
-        <w:spacing w:line="440" w:lineRule="exact"/>
-        <w:ind w:left="560" w:right="0" w:firstLine="0"/>
-      </w:pPr>
-      <w:r>
-        <w:rPr>
-          <w:rFonts w:hint="eastAsia"/>
-        </w:rPr>
-        <w:t>悱惻</w:t>
-      </w:r>
-      <w:r>
-        <w:rPr>
-          <w:rFonts w:hint="eastAsia"/>
-        </w:rPr>
-        <w:t>：悲切動人。【例】這部愛情小說的內容纏綿悱惻，令讀者不禁動容。</w:t>
+        <w:spacing w:line="480" w:lineRule="exact"/>
+        <w:ind w:leftChars="0" w:left="284" w:right="0" w:hanging="284"/>
+      </w:pPr>
+      <w:r>
+        <w:t>烘托</w:t>
+      </w:r>
+      <w:r>
+        <w:rPr>
+          <w:rFonts w:hint="eastAsia"/>
+        </w:rPr>
+        <w:t>：</w:t>
+      </w:r>
+      <w:r>
+        <w:t>中國傳統文學的手法，透過周圍環境、景物或氛圍的描繪，來襯托出所要表現的主體或情感。詞中藉由「花市燈如晝」、「月上柳梢頭」等明亮、浪漫的環境，來烘托當時甜蜜、歡愉的約會氛圍。</w:t>
       </w:r>
     </w:p>
     <w:p>
@@ -3126,76 +909,44 @@
           <w:ilvl w:val="0"/>
           <w:numId w:val="1"/>
         </w:numPr>
-        <w:spacing w:line="440" w:lineRule="exact"/>
-        <w:ind w:leftChars="0" w:right="0"/>
-      </w:pPr>
-      <w:r>
-        <w:rPr>
-          <w:rFonts w:hint="eastAsia"/>
-        </w:rPr>
-        <w:t>依依</w:t>
-      </w:r>
-    </w:p>
-    <w:p>
-      <w:pPr>
-        <w:pStyle w:val="aa"/>
-        <w:numPr>
-          <w:ilvl w:val="0"/>
-          <w:numId w:val="39"/>
-        </w:numPr>
-        <w:spacing w:line="440" w:lineRule="exact"/>
-        <w:ind w:leftChars="0" w:right="0"/>
-      </w:pPr>
-      <w:r>
-        <w:rPr>
-          <w:rFonts w:hint="eastAsia"/>
-        </w:rPr>
-        <w:t>柔弱的樣子。【例】湖邊的楊柳依依，好像隨風飄動的長髮。</w:t>
-      </w:r>
-    </w:p>
-    <w:p>
-      <w:pPr>
-        <w:pStyle w:val="aa"/>
-        <w:numPr>
-          <w:ilvl w:val="0"/>
-          <w:numId w:val="39"/>
-        </w:numPr>
-        <w:spacing w:line="440" w:lineRule="exact"/>
-        <w:ind w:leftChars="0" w:right="0"/>
-      </w:pPr>
-      <w:r>
-        <w:rPr>
-          <w:rFonts w:hint="eastAsia"/>
-        </w:rPr>
-        <w:t>留戀不</w:t>
-      </w:r>
-      <w:proofErr w:type="gramStart"/>
-      <w:r>
-        <w:rPr>
-          <w:rFonts w:hint="eastAsia"/>
-        </w:rPr>
-        <w:t>捨</w:t>
-      </w:r>
-      <w:proofErr w:type="gramEnd"/>
-      <w:r>
-        <w:rPr>
-          <w:rFonts w:hint="eastAsia"/>
-        </w:rPr>
-        <w:t>的樣子。【例】依依難</w:t>
-      </w:r>
-      <w:proofErr w:type="gramStart"/>
-      <w:r>
-        <w:rPr>
-          <w:rFonts w:hint="eastAsia"/>
-        </w:rPr>
-        <w:t>捨</w:t>
-      </w:r>
-      <w:proofErr w:type="gramEnd"/>
-      <w:r>
-        <w:rPr>
-          <w:rFonts w:hint="eastAsia"/>
-        </w:rPr>
-        <w:t>、依依握別</w:t>
+        <w:spacing w:line="480" w:lineRule="exact"/>
+        <w:ind w:leftChars="0" w:left="284" w:right="0" w:hanging="284"/>
+      </w:pPr>
+      <w:r>
+        <w:t>淋漓</w:t>
+      </w:r>
+      <w:r>
+        <w:rPr>
+          <w:rFonts w:hint="eastAsia"/>
+        </w:rPr>
+        <w:t>（</w:t>
+      </w:r>
+      <w:r>
+        <w:rPr>
+          <w:rFonts w:hint="eastAsia"/>
+          <w:color w:val="EE0000"/>
+          <w:sz w:val="16"/>
+          <w:szCs w:val="16"/>
+        </w:rPr>
+        <w:t>ㄌㄧㄣˊ　ㄌㄧˊ</w:t>
+      </w:r>
+      <w:r>
+        <w:rPr>
+          <w:rFonts w:hint="eastAsia"/>
+        </w:rPr>
+        <w:t>）</w:t>
+      </w:r>
+      <w:r>
+        <w:t>盡致</w:t>
+      </w:r>
+      <w:r>
+        <w:rPr>
+          <w:rFonts w:hint="eastAsia"/>
+        </w:rPr>
+        <w:t>：</w:t>
+      </w:r>
+      <w:r>
+        <w:t>形容文章表達充分、透徹，情感或論點發揮得極盡所能，毫無保留。用來形容結句「不見去年人，淚濕春衫袖」將內心的孤獨、失落與悲傷描繪得極其深刻與飽滿。</w:t>
       </w:r>
     </w:p>
     <w:p>
@@ -3205,60 +956,14 @@
           <w:ilvl w:val="0"/>
           <w:numId w:val="1"/>
         </w:numPr>
-        <w:spacing w:line="440" w:lineRule="exact"/>
-        <w:ind w:leftChars="0" w:right="0"/>
-      </w:pPr>
-      <w:r>
-        <w:rPr>
-          <w:rFonts w:hint="eastAsia"/>
-        </w:rPr>
-        <w:t>清幽</w:t>
-      </w:r>
-      <w:r>
-        <w:rPr>
-          <w:rFonts w:hint="eastAsia"/>
-        </w:rPr>
-        <w:t>：清靜幽雅。【例】這裡的環境清幽，很適合老人家居住。</w:t>
-      </w:r>
-    </w:p>
-    <w:p>
-      <w:pPr>
-        <w:pStyle w:val="aa"/>
-        <w:numPr>
-          <w:ilvl w:val="0"/>
-          <w:numId w:val="1"/>
-        </w:numPr>
-        <w:spacing w:line="440" w:lineRule="exact"/>
-        <w:ind w:leftChars="0" w:right="0"/>
-      </w:pPr>
-      <w:r>
-        <w:rPr>
-          <w:rFonts w:hint="eastAsia"/>
-        </w:rPr>
-        <w:t>婉約</w:t>
-      </w:r>
-      <w:r>
-        <w:rPr>
-          <w:rFonts w:hint="eastAsia"/>
-        </w:rPr>
-        <w:t>：婉轉含蓄。【例】她的個性溫柔婉約，很好相處。</w:t>
-      </w:r>
-    </w:p>
-    <w:p>
-      <w:pPr>
-        <w:pStyle w:val="aa"/>
-        <w:numPr>
-          <w:ilvl w:val="0"/>
-          <w:numId w:val="1"/>
-        </w:numPr>
-        <w:spacing w:line="440" w:lineRule="exact"/>
-        <w:ind w:leftChars="0" w:right="0"/>
-      </w:pPr>
-      <w:r>
-        <w:rPr>
-          <w:rFonts w:hint="eastAsia"/>
-        </w:rPr>
-        <w:t>幽幽</w:t>
+        <w:spacing w:line="480" w:lineRule="exact"/>
+        <w:ind w:leftChars="0" w:left="284" w:right="0" w:hanging="284"/>
+        <w:rPr>
+          <w:rFonts w:hint="eastAsia"/>
+        </w:rPr>
+      </w:pPr>
+      <w:r>
+        <w:t>跨越時空的無奈與淒美</w:t>
       </w:r>
       <w:r>
         <w:rPr>
@@ -3267,457 +972,11 @@
         <w:t>：</w:t>
       </w:r>
       <w:r>
-        <w:rPr>
-          <w:rFonts w:hint="eastAsia"/>
-        </w:rPr>
-        <w:t>深遠的樣子。</w:t>
-      </w:r>
-    </w:p>
-    <w:p>
-      <w:pPr>
-        <w:pStyle w:val="aa"/>
-        <w:numPr>
-          <w:ilvl w:val="0"/>
-          <w:numId w:val="1"/>
-        </w:numPr>
-        <w:spacing w:line="440" w:lineRule="exact"/>
-        <w:ind w:leftChars="0" w:right="0"/>
-      </w:pPr>
-      <w:proofErr w:type="gramStart"/>
-      <w:r>
-        <w:rPr>
-          <w:rFonts w:hint="eastAsia"/>
-        </w:rPr>
-        <w:t>喟</w:t>
-      </w:r>
-      <w:proofErr w:type="gramEnd"/>
-      <w:r>
-        <w:rPr>
-          <w:rFonts w:hint="eastAsia"/>
-        </w:rPr>
-        <w:t>(</w:t>
-      </w:r>
-      <w:proofErr w:type="gramStart"/>
-      <w:r>
-        <w:rPr>
-          <w:rFonts w:hint="eastAsia"/>
-          <w:color w:val="FF0000"/>
-          <w:sz w:val="16"/>
-          <w:szCs w:val="16"/>
-        </w:rPr>
-        <w:t>ㄎㄨㄟˋ</w:t>
-      </w:r>
-      <w:proofErr w:type="gramEnd"/>
-      <w:r>
-        <w:rPr>
-          <w:rFonts w:hint="eastAsia"/>
-        </w:rPr>
-        <w:t>)</w:t>
-      </w:r>
-      <w:proofErr w:type="gramStart"/>
-      <w:r>
-        <w:rPr>
-          <w:rFonts w:hint="eastAsia"/>
-        </w:rPr>
-        <w:t>然而嘆</w:t>
-      </w:r>
-      <w:proofErr w:type="gramEnd"/>
-      <w:r>
-        <w:rPr>
-          <w:rFonts w:hint="eastAsia"/>
-        </w:rPr>
-        <w:t>：長聲嘆息。【例】聽了他的遭遇，令人不禁</w:t>
-      </w:r>
-      <w:proofErr w:type="gramStart"/>
-      <w:r>
-        <w:rPr>
-          <w:rFonts w:hint="eastAsia"/>
-        </w:rPr>
-        <w:t>喟然而嘆</w:t>
-      </w:r>
-      <w:proofErr w:type="gramEnd"/>
-      <w:r>
-        <w:rPr>
-          <w:rFonts w:hint="eastAsia"/>
-        </w:rPr>
-        <w:t>。</w:t>
-      </w:r>
-    </w:p>
-    <w:p>
-      <w:pPr>
-        <w:pStyle w:val="aa"/>
-        <w:numPr>
-          <w:ilvl w:val="0"/>
-          <w:numId w:val="1"/>
-        </w:numPr>
-        <w:spacing w:line="440" w:lineRule="exact"/>
-        <w:ind w:leftChars="0" w:right="0"/>
-      </w:pPr>
-      <w:proofErr w:type="gramStart"/>
-      <w:r>
-        <w:rPr>
-          <w:rFonts w:hint="eastAsia"/>
-        </w:rPr>
-        <w:t>迥</w:t>
-      </w:r>
-      <w:proofErr w:type="gramEnd"/>
-      <w:r>
-        <w:rPr>
-          <w:rFonts w:hint="eastAsia"/>
-        </w:rPr>
-        <w:t>(</w:t>
-      </w:r>
-      <w:proofErr w:type="gramStart"/>
-      <w:r>
-        <w:rPr>
-          <w:rFonts w:hint="eastAsia"/>
-          <w:color w:val="FF0000"/>
-          <w:sz w:val="16"/>
-          <w:szCs w:val="16"/>
-        </w:rPr>
-        <w:t>ㄐㄩㄥ</w:t>
-      </w:r>
-      <w:r>
-        <w:rPr>
-          <w:rFonts w:hint="eastAsia"/>
-          <w:color w:val="FF0000"/>
-          <w:sz w:val="16"/>
-          <w:szCs w:val="16"/>
-        </w:rPr>
-        <w:t>ˇ</w:t>
-      </w:r>
-      <w:proofErr w:type="gramEnd"/>
-      <w:r>
-        <w:rPr>
-          <w:rFonts w:hint="eastAsia"/>
-        </w:rPr>
-        <w:t>)</w:t>
-      </w:r>
-      <w:r>
-        <w:rPr>
-          <w:rFonts w:hint="eastAsia"/>
-        </w:rPr>
-        <w:t>異</w:t>
-      </w:r>
-      <w:r>
-        <w:rPr>
-          <w:rFonts w:hint="eastAsia"/>
-        </w:rPr>
-        <w:t>：</w:t>
-      </w:r>
-      <w:r>
-        <w:rPr>
-          <w:rFonts w:hint="eastAsia"/>
-        </w:rPr>
-        <w:t>完全相異。</w:t>
-      </w:r>
-    </w:p>
-    <w:p>
-      <w:pPr>
-        <w:pStyle w:val="aa"/>
-        <w:spacing w:line="440" w:lineRule="exact"/>
-        <w:ind w:leftChars="0" w:right="0" w:firstLine="0"/>
-      </w:pPr>
-      <w:r>
-        <w:rPr>
-          <w:rFonts w:hint="eastAsia"/>
-        </w:rPr>
-        <w:t>【例】前後兩次的實驗結果</w:t>
-      </w:r>
-      <w:proofErr w:type="gramStart"/>
-      <w:r>
-        <w:rPr>
-          <w:rFonts w:hint="eastAsia"/>
-        </w:rPr>
-        <w:t>迥</w:t>
-      </w:r>
-      <w:proofErr w:type="gramEnd"/>
-      <w:r>
-        <w:rPr>
-          <w:rFonts w:hint="eastAsia"/>
-        </w:rPr>
-        <w:t>異，因此我們正在尋找問題的癥結。</w:t>
-      </w:r>
-    </w:p>
-    <w:p>
-      <w:pPr>
-        <w:pStyle w:val="aa"/>
-        <w:numPr>
-          <w:ilvl w:val="0"/>
-          <w:numId w:val="1"/>
-        </w:numPr>
-        <w:spacing w:line="440" w:lineRule="exact"/>
-        <w:ind w:leftChars="0" w:right="0"/>
-      </w:pPr>
-      <w:r>
-        <w:rPr>
-          <w:rFonts w:hint="eastAsia"/>
-        </w:rPr>
-        <w:t>文義並列</w:t>
-      </w:r>
-      <w:r>
-        <w:rPr>
-          <w:rFonts w:hint="eastAsia"/>
-        </w:rPr>
-        <w:t>：</w:t>
-      </w:r>
-      <w:r>
-        <w:rPr>
-          <w:rFonts w:hint="eastAsia"/>
-        </w:rPr>
-        <w:t>是指在一首詩歌或文章中，將同一主題的不同方面分別描述，並且這些描述之間是並列的關係。在這種結構下，不同的描述可以互相呼應，形成迴旋詠</w:t>
-      </w:r>
-      <w:proofErr w:type="gramStart"/>
-      <w:r>
-        <w:rPr>
-          <w:rFonts w:hint="eastAsia"/>
-        </w:rPr>
-        <w:t>歎</w:t>
-      </w:r>
-      <w:proofErr w:type="gramEnd"/>
-      <w:r>
-        <w:rPr>
-          <w:rFonts w:hint="eastAsia"/>
-        </w:rPr>
-        <w:t>的重疊，讀來</w:t>
-      </w:r>
-      <w:proofErr w:type="gramStart"/>
-      <w:r>
-        <w:rPr>
-          <w:rFonts w:hint="eastAsia"/>
-        </w:rPr>
-        <w:t>一</w:t>
-      </w:r>
-      <w:proofErr w:type="gramEnd"/>
-      <w:r>
-        <w:rPr>
-          <w:rFonts w:hint="eastAsia"/>
-        </w:rPr>
-        <w:t>詠三嘆，令人感慨</w:t>
-      </w:r>
-      <w:r>
-        <w:rPr>
-          <w:rFonts w:hint="eastAsia"/>
-        </w:rPr>
-        <w:t>。</w:t>
-      </w:r>
-    </w:p>
-    <w:p>
-      <w:pPr>
-        <w:pStyle w:val="aa"/>
-        <w:numPr>
-          <w:ilvl w:val="0"/>
-          <w:numId w:val="1"/>
-        </w:numPr>
-        <w:spacing w:line="440" w:lineRule="exact"/>
-        <w:ind w:leftChars="0" w:right="0"/>
-      </w:pPr>
-      <w:r>
-        <w:rPr>
-          <w:rFonts w:hint="eastAsia"/>
-        </w:rPr>
-        <w:t>黯</w:t>
-      </w:r>
-      <w:r>
-        <w:rPr>
-          <w:rFonts w:hint="eastAsia"/>
-        </w:rPr>
-        <w:t>(</w:t>
-      </w:r>
-      <w:proofErr w:type="gramStart"/>
-      <w:r>
-        <w:rPr>
-          <w:rFonts w:hint="eastAsia"/>
-          <w:color w:val="FF0000"/>
-          <w:sz w:val="16"/>
-          <w:szCs w:val="16"/>
-        </w:rPr>
-        <w:t>ㄢ</w:t>
-      </w:r>
-      <w:r>
-        <w:rPr>
-          <w:rFonts w:hint="eastAsia"/>
-          <w:color w:val="FF0000"/>
-          <w:sz w:val="16"/>
-          <w:szCs w:val="16"/>
-        </w:rPr>
-        <w:t>ˋ</w:t>
-      </w:r>
-      <w:proofErr w:type="gramEnd"/>
-      <w:r>
-        <w:rPr>
-          <w:rFonts w:hint="eastAsia"/>
-        </w:rPr>
-        <w:t>)</w:t>
-      </w:r>
-    </w:p>
-    <w:p>
-      <w:pPr>
-        <w:pStyle w:val="aa"/>
-        <w:numPr>
-          <w:ilvl w:val="0"/>
-          <w:numId w:val="40"/>
-        </w:numPr>
-        <w:spacing w:line="440" w:lineRule="exact"/>
-        <w:ind w:leftChars="0" w:right="0"/>
-      </w:pPr>
-      <w:r>
-        <w:rPr>
-          <w:rFonts w:hint="eastAsia"/>
-        </w:rPr>
-        <w:t>微弱。【例】黯淡</w:t>
-      </w:r>
-    </w:p>
-    <w:p>
-      <w:pPr>
-        <w:pStyle w:val="aa"/>
-        <w:numPr>
-          <w:ilvl w:val="0"/>
-          <w:numId w:val="40"/>
-        </w:numPr>
-        <w:spacing w:line="440" w:lineRule="exact"/>
-        <w:ind w:leftChars="0" w:right="0"/>
-      </w:pPr>
-      <w:r>
-        <w:rPr>
-          <w:rFonts w:hint="eastAsia"/>
-        </w:rPr>
-        <w:t>頹喪感傷的。【例】黯然</w:t>
-      </w:r>
-    </w:p>
-    <w:p>
-      <w:pPr>
-        <w:pStyle w:val="aa"/>
-        <w:numPr>
-          <w:ilvl w:val="0"/>
-          <w:numId w:val="1"/>
-        </w:numPr>
-        <w:spacing w:line="440" w:lineRule="exact"/>
-        <w:ind w:leftChars="0" w:right="0"/>
-      </w:pPr>
-      <w:r>
-        <w:rPr>
-          <w:rFonts w:hint="eastAsia"/>
-        </w:rPr>
-        <w:t>渴慕</w:t>
-      </w:r>
-      <w:r>
-        <w:rPr>
-          <w:rFonts w:hint="eastAsia"/>
-        </w:rPr>
-        <w:t>：</w:t>
-      </w:r>
-      <w:r>
-        <w:rPr>
-          <w:rFonts w:hint="eastAsia"/>
-        </w:rPr>
-        <w:t>十分思慕或仰慕。</w:t>
-      </w:r>
-    </w:p>
-    <w:p>
-      <w:pPr>
-        <w:pStyle w:val="aa"/>
-        <w:numPr>
-          <w:ilvl w:val="0"/>
-          <w:numId w:val="1"/>
-        </w:numPr>
-        <w:spacing w:line="440" w:lineRule="exact"/>
-        <w:ind w:leftChars="0" w:right="0"/>
-      </w:pPr>
-      <w:r>
-        <w:rPr>
-          <w:rFonts w:hint="eastAsia"/>
-        </w:rPr>
-        <w:t>陰差陽錯</w:t>
-      </w:r>
-      <w:r>
-        <w:rPr>
-          <w:rFonts w:hint="eastAsia"/>
-        </w:rPr>
-        <w:t>：</w:t>
-      </w:r>
-      <w:r>
-        <w:rPr>
-          <w:rFonts w:hint="eastAsia"/>
-        </w:rPr>
-        <w:t>事出意外，湊巧錯過或發生誤會。</w:t>
-      </w:r>
-    </w:p>
-    <w:p>
-      <w:pPr>
-        <w:pStyle w:val="aa"/>
-        <w:spacing w:line="440" w:lineRule="exact"/>
-        <w:ind w:leftChars="0" w:right="0" w:firstLine="0"/>
-      </w:pPr>
-      <w:r>
-        <w:rPr>
-          <w:rFonts w:hint="eastAsia"/>
-        </w:rPr>
-        <w:t>【例】</w:t>
-      </w:r>
-      <w:r>
-        <w:rPr>
-          <w:rFonts w:hint="eastAsia"/>
-        </w:rPr>
-        <w:t>「我前腳出門，他後腳找來，就這麼陰差陽錯沒遇著。</w:t>
-      </w:r>
-    </w:p>
-    <w:p>
-      <w:pPr>
-        <w:pStyle w:val="aa"/>
-        <w:numPr>
-          <w:ilvl w:val="0"/>
-          <w:numId w:val="1"/>
-        </w:numPr>
-        <w:spacing w:line="440" w:lineRule="exact"/>
-        <w:ind w:leftChars="0" w:right="0"/>
-      </w:pPr>
-      <w:r>
-        <w:rPr>
-          <w:rFonts w:hint="eastAsia"/>
-        </w:rPr>
-        <w:t>回眸</w:t>
-      </w:r>
-      <w:r>
-        <w:rPr>
-          <w:rFonts w:hint="eastAsia"/>
-        </w:rPr>
-        <w:t>(</w:t>
-      </w:r>
-      <w:proofErr w:type="gramStart"/>
-      <w:r>
-        <w:rPr>
-          <w:rFonts w:hint="eastAsia"/>
-          <w:color w:val="FF0000"/>
-          <w:sz w:val="16"/>
-          <w:szCs w:val="16"/>
-        </w:rPr>
-        <w:t>ㄇㄡ</w:t>
-      </w:r>
-      <w:r>
-        <w:rPr>
-          <w:rFonts w:hint="eastAsia"/>
-          <w:color w:val="FF0000"/>
-          <w:sz w:val="16"/>
-          <w:szCs w:val="16"/>
-        </w:rPr>
-        <w:t>ˊ</w:t>
-      </w:r>
-      <w:proofErr w:type="gramEnd"/>
-      <w:r>
-        <w:rPr>
-          <w:rFonts w:hint="eastAsia"/>
-        </w:rPr>
-        <w:t>)：</w:t>
-      </w:r>
-      <w:r>
-        <w:rPr>
-          <w:rFonts w:hint="eastAsia"/>
-        </w:rPr>
-        <w:t>回過頭看。【例】回眸一笑</w:t>
+        <w:t>指經歷時間的流逝與空間的更迭，所產生的無法挽回的遺憾以及帶著哀傷的美感。總結了全詞藉由「去年」與「今年」的時空跨度，凸顯出人事已非的滄桑，將一段無疾而終的感情轉化為永恆動人的藝術美感。</w:t>
       </w:r>
     </w:p>
     <w:sectPr>
+      <w:footerReference w:type="default" r:id="rId8"/>
       <w:pgSz w:w="11906" w:h="16838"/>
       <w:pgMar w:top="567" w:right="567" w:bottom="567" w:left="567" w:header="0" w:footer="0" w:gutter="0"/>
       <w:cols w:space="720"/>
@@ -3728,7 +987,7 @@
 </file>
 
 <file path=word/endnotes.xml><?xml version="1.0" encoding="utf-8"?>
-<w:endnotes xmlns:wpc="http://schemas.microsoft.com/office/word/2010/wordprocessingCanvas" xmlns:cx="http://schemas.microsoft.com/office/drawing/2014/chartex" xmlns:cx1="http://schemas.microsoft.com/office/drawing/2015/9/8/chartex" xmlns:cx2="http://schemas.microsoft.com/office/drawing/2015/10/21/chartex" xmlns:cx3="http://schemas.microsoft.com/office/drawing/2016/5/9/chartex" xmlns:cx4="http://schemas.microsoft.com/office/drawing/2016/5/10/chartex" xmlns:cx5="http://schemas.microsoft.com/office/drawing/2016/5/11/chartex" xmlns:cx6="http://schemas.microsoft.com/office/drawing/2016/5/12/chartex" xmlns:cx7="http://schemas.microsoft.com/office/drawing/2016/5/13/chartex" xmlns:cx8="http://schemas.microsoft.com/office/drawing/2016/5/14/chartex" xmlns:mc="http://schemas.openxmlformats.org/markup-compatibility/2006" xmlns:aink="http://schemas.microsoft.com/office/drawing/2016/ink" xmlns:am3d="http://schemas.microsoft.com/office/drawing/2017/model3d" xmlns:o="urn:schemas-microsoft-com:office:office" xmlns:r="http://schemas.openxmlformats.org/officeDocument/2006/relationships" xmlns:m="http://schemas.openxmlformats.org/officeDocument/2006/math" xmlns:v="urn:schemas-microsoft-com:vml" xmlns:wp14="http://schemas.microsoft.com/office/word/2010/wordprocessingDrawing" xmlns:wp="http://schemas.openxmlformats.org/drawingml/2006/wordprocessingDrawing" xmlns:w10="urn:schemas-microsoft-com:office:word" xmlns:w="http://schemas.openxmlformats.org/wordprocessingml/2006/main" xmlns:w14="http://schemas.microsoft.com/office/word/2010/wordml" xmlns:w15="http://schemas.microsoft.com/office/word/2012/wordml" xmlns:w16cex="http://schemas.microsoft.com/office/word/2018/wordml/cex" xmlns:w16cid="http://schemas.microsoft.com/office/word/2016/wordml/cid" xmlns:w16="http://schemas.microsoft.com/office/word/2018/wordml" xmlns:w16sdtdh="http://schemas.microsoft.com/office/word/2020/wordml/sdtdatahash" xmlns:w16se="http://schemas.microsoft.com/office/word/2015/wordml/symex" xmlns:wpg="http://schemas.microsoft.com/office/word/2010/wordprocessingGroup" xmlns:wpi="http://schemas.microsoft.com/office/word/2010/wordprocessingInk" xmlns:wne="http://schemas.microsoft.com/office/word/2006/wordml" xmlns:wps="http://schemas.microsoft.com/office/word/2010/wordprocessingShape" mc:Ignorable="w14 w15 w16se w16cid w16 w16cex w16sdtdh wp14">
+<w:endnotes xmlns:wpc="http://schemas.microsoft.com/office/word/2010/wordprocessingCanvas" xmlns:cx="http://schemas.microsoft.com/office/drawing/2014/chartex" xmlns:cx1="http://schemas.microsoft.com/office/drawing/2015/9/8/chartex" xmlns:cx2="http://schemas.microsoft.com/office/drawing/2015/10/21/chartex" xmlns:cx3="http://schemas.microsoft.com/office/drawing/2016/5/9/chartex" xmlns:cx4="http://schemas.microsoft.com/office/drawing/2016/5/10/chartex" xmlns:cx5="http://schemas.microsoft.com/office/drawing/2016/5/11/chartex" xmlns:cx6="http://schemas.microsoft.com/office/drawing/2016/5/12/chartex" xmlns:cx7="http://schemas.microsoft.com/office/drawing/2016/5/13/chartex" xmlns:cx8="http://schemas.microsoft.com/office/drawing/2016/5/14/chartex" xmlns:mc="http://schemas.openxmlformats.org/markup-compatibility/2006" xmlns:aink="http://schemas.microsoft.com/office/drawing/2016/ink" xmlns:am3d="http://schemas.microsoft.com/office/drawing/2017/model3d" xmlns:o="urn:schemas-microsoft-com:office:office" xmlns:oel="http://schemas.microsoft.com/office/2019/extlst" xmlns:r="http://schemas.openxmlformats.org/officeDocument/2006/relationships" xmlns:m="http://schemas.openxmlformats.org/officeDocument/2006/math" xmlns:v="urn:schemas-microsoft-com:vml" xmlns:wp14="http://schemas.microsoft.com/office/word/2010/wordprocessingDrawing" xmlns:wp="http://schemas.openxmlformats.org/drawingml/2006/wordprocessingDrawing" xmlns:w10="urn:schemas-microsoft-com:office:word" xmlns:w="http://schemas.openxmlformats.org/wordprocessingml/2006/main" xmlns:w14="http://schemas.microsoft.com/office/word/2010/wordml" xmlns:w15="http://schemas.microsoft.com/office/word/2012/wordml" xmlns:w16cex="http://schemas.microsoft.com/office/word/2018/wordml/cex" xmlns:w16cid="http://schemas.microsoft.com/office/word/2016/wordml/cid" xmlns:w16="http://schemas.microsoft.com/office/word/2018/wordml" xmlns:w16du="http://schemas.microsoft.com/office/word/2023/wordml/word16du" xmlns:w16sdtdh="http://schemas.microsoft.com/office/word/2020/wordml/sdtdatahash" xmlns:w16sdtfl="http://schemas.microsoft.com/office/word/2024/wordml/sdtformatlock" xmlns:w16se="http://schemas.microsoft.com/office/word/2015/wordml/symex" xmlns:wpg="http://schemas.microsoft.com/office/word/2010/wordprocessingGroup" xmlns:wpi="http://schemas.microsoft.com/office/word/2010/wordprocessingInk" xmlns:wne="http://schemas.microsoft.com/office/word/2006/wordml" xmlns:wps="http://schemas.microsoft.com/office/word/2010/wordprocessingShape" mc:Ignorable="w14 w15 w16se w16cid w16 w16cex w16sdtdh w16sdtfl w16du wp14">
   <w:endnote w:type="separator" w:id="-1">
     <w:p>
       <w:pPr>
@@ -3753,7 +1012,7 @@
 </file>
 
 <file path=word/footer1.xml><?xml version="1.0" encoding="utf-8"?>
-<w:ftr xmlns:wpc="http://schemas.microsoft.com/office/word/2010/wordprocessingCanvas" xmlns:cx="http://schemas.microsoft.com/office/drawing/2014/chartex" xmlns:cx1="http://schemas.microsoft.com/office/drawing/2015/9/8/chartex" xmlns:cx2="http://schemas.microsoft.com/office/drawing/2015/10/21/chartex" xmlns:cx3="http://schemas.microsoft.com/office/drawing/2016/5/9/chartex" xmlns:cx4="http://schemas.microsoft.com/office/drawing/2016/5/10/chartex" xmlns:cx5="http://schemas.microsoft.com/office/drawing/2016/5/11/chartex" xmlns:cx6="http://schemas.microsoft.com/office/drawing/2016/5/12/chartex" xmlns:cx7="http://schemas.microsoft.com/office/drawing/2016/5/13/chartex" xmlns:cx8="http://schemas.microsoft.com/office/drawing/2016/5/14/chartex" xmlns:mc="http://schemas.openxmlformats.org/markup-compatibility/2006" xmlns:aink="http://schemas.microsoft.com/office/drawing/2016/ink" xmlns:am3d="http://schemas.microsoft.com/office/drawing/2017/model3d" xmlns:o="urn:schemas-microsoft-com:office:office" xmlns:r="http://schemas.openxmlformats.org/officeDocument/2006/relationships" xmlns:m="http://schemas.openxmlformats.org/officeDocument/2006/math" xmlns:v="urn:schemas-microsoft-com:vml" xmlns:wp14="http://schemas.microsoft.com/office/word/2010/wordprocessingDrawing" xmlns:wp="http://schemas.openxmlformats.org/drawingml/2006/wordprocessingDrawing" xmlns:w10="urn:schemas-microsoft-com:office:word" xmlns:w="http://schemas.openxmlformats.org/wordprocessingml/2006/main" xmlns:w14="http://schemas.microsoft.com/office/word/2010/wordml" xmlns:w15="http://schemas.microsoft.com/office/word/2012/wordml" xmlns:w16cex="http://schemas.microsoft.com/office/word/2018/wordml/cex" xmlns:w16cid="http://schemas.microsoft.com/office/word/2016/wordml/cid" xmlns:w16="http://schemas.microsoft.com/office/word/2018/wordml" xmlns:w16sdtdh="http://schemas.microsoft.com/office/word/2020/wordml/sdtdatahash" xmlns:w16se="http://schemas.microsoft.com/office/word/2015/wordml/symex" xmlns:wpg="http://schemas.microsoft.com/office/word/2010/wordprocessingGroup" xmlns:wpi="http://schemas.microsoft.com/office/word/2010/wordprocessingInk" xmlns:wne="http://schemas.microsoft.com/office/word/2006/wordml" xmlns:wps="http://schemas.microsoft.com/office/word/2010/wordprocessingShape" mc:Ignorable="w14 w15 w16se w16cid w16 w16cex w16sdtdh wp14">
+<w:ftr xmlns:wpc="http://schemas.microsoft.com/office/word/2010/wordprocessingCanvas" xmlns:cx="http://schemas.microsoft.com/office/drawing/2014/chartex" xmlns:cx1="http://schemas.microsoft.com/office/drawing/2015/9/8/chartex" xmlns:cx2="http://schemas.microsoft.com/office/drawing/2015/10/21/chartex" xmlns:cx3="http://schemas.microsoft.com/office/drawing/2016/5/9/chartex" xmlns:cx4="http://schemas.microsoft.com/office/drawing/2016/5/10/chartex" xmlns:cx5="http://schemas.microsoft.com/office/drawing/2016/5/11/chartex" xmlns:cx6="http://schemas.microsoft.com/office/drawing/2016/5/12/chartex" xmlns:cx7="http://schemas.microsoft.com/office/drawing/2016/5/13/chartex" xmlns:cx8="http://schemas.microsoft.com/office/drawing/2016/5/14/chartex" xmlns:mc="http://schemas.openxmlformats.org/markup-compatibility/2006" xmlns:aink="http://schemas.microsoft.com/office/drawing/2016/ink" xmlns:am3d="http://schemas.microsoft.com/office/drawing/2017/model3d" xmlns:o="urn:schemas-microsoft-com:office:office" xmlns:oel="http://schemas.microsoft.com/office/2019/extlst" xmlns:r="http://schemas.openxmlformats.org/officeDocument/2006/relationships" xmlns:m="http://schemas.openxmlformats.org/officeDocument/2006/math" xmlns:v="urn:schemas-microsoft-com:vml" xmlns:wp14="http://schemas.microsoft.com/office/word/2010/wordprocessingDrawing" xmlns:wp="http://schemas.openxmlformats.org/drawingml/2006/wordprocessingDrawing" xmlns:w10="urn:schemas-microsoft-com:office:word" xmlns:w="http://schemas.openxmlformats.org/wordprocessingml/2006/main" xmlns:w14="http://schemas.microsoft.com/office/word/2010/wordml" xmlns:w15="http://schemas.microsoft.com/office/word/2012/wordml" xmlns:w16cex="http://schemas.microsoft.com/office/word/2018/wordml/cex" xmlns:w16cid="http://schemas.microsoft.com/office/word/2016/wordml/cid" xmlns:w16="http://schemas.microsoft.com/office/word/2018/wordml" xmlns:w16du="http://schemas.microsoft.com/office/word/2023/wordml/word16du" xmlns:w16sdtdh="http://schemas.microsoft.com/office/word/2020/wordml/sdtdatahash" xmlns:w16sdtfl="http://schemas.microsoft.com/office/word/2024/wordml/sdtformatlock" xmlns:w16se="http://schemas.microsoft.com/office/word/2015/wordml/symex" xmlns:wpg="http://schemas.microsoft.com/office/word/2010/wordprocessingGroup" xmlns:wpi="http://schemas.microsoft.com/office/word/2010/wordprocessingInk" xmlns:wne="http://schemas.microsoft.com/office/word/2006/wordml" xmlns:wps="http://schemas.microsoft.com/office/word/2010/wordprocessingShape" mc:Ignorable="w14 w15 w16se w16cid w16 w16cex w16sdtdh w16sdtfl w16du wp14">
   <w:sdt>
     <w:sdtPr>
       <w:id w:val="1495451635"/>
@@ -3762,11 +1021,11 @@
         <w:docPartUnique/>
       </w:docPartObj>
     </w:sdtPr>
-    <w:sdtEndPr/>
     <w:sdtContent>
       <w:p>
         <w:pPr>
           <w:pStyle w:val="a6"/>
+          <w:ind w:right="-1"/>
           <w:jc w:val="right"/>
         </w:pPr>
         <w:r>
@@ -3805,7 +1064,7 @@
 </file>
 
 <file path=word/footnotes.xml><?xml version="1.0" encoding="utf-8"?>
-<w:footnotes xmlns:wpc="http://schemas.microsoft.com/office/word/2010/wordprocessingCanvas" xmlns:cx="http://schemas.microsoft.com/office/drawing/2014/chartex" xmlns:cx1="http://schemas.microsoft.com/office/drawing/2015/9/8/chartex" xmlns:cx2="http://schemas.microsoft.com/office/drawing/2015/10/21/chartex" xmlns:cx3="http://schemas.microsoft.com/office/drawing/2016/5/9/chartex" xmlns:cx4="http://schemas.microsoft.com/office/drawing/2016/5/10/chartex" xmlns:cx5="http://schemas.microsoft.com/office/drawing/2016/5/11/chartex" xmlns:cx6="http://schemas.microsoft.com/office/drawing/2016/5/12/chartex" xmlns:cx7="http://schemas.microsoft.com/office/drawing/2016/5/13/chartex" xmlns:cx8="http://schemas.microsoft.com/office/drawing/2016/5/14/chartex" xmlns:mc="http://schemas.openxmlformats.org/markup-compatibility/2006" xmlns:aink="http://schemas.microsoft.com/office/drawing/2016/ink" xmlns:am3d="http://schemas.microsoft.com/office/drawing/2017/model3d" xmlns:o="urn:schemas-microsoft-com:office:office" xmlns:r="http://schemas.openxmlformats.org/officeDocument/2006/relationships" xmlns:m="http://schemas.openxmlformats.org/officeDocument/2006/math" xmlns:v="urn:schemas-microsoft-com:vml" xmlns:wp14="http://schemas.microsoft.com/office/word/2010/wordprocessingDrawing" xmlns:wp="http://schemas.openxmlformats.org/drawingml/2006/wordprocessingDrawing" xmlns:w10="urn:schemas-microsoft-com:office:word" xmlns:w="http://schemas.openxmlformats.org/wordprocessingml/2006/main" xmlns:w14="http://schemas.microsoft.com/office/word/2010/wordml" xmlns:w15="http://schemas.microsoft.com/office/word/2012/wordml" xmlns:w16cex="http://schemas.microsoft.com/office/word/2018/wordml/cex" xmlns:w16cid="http://schemas.microsoft.com/office/word/2016/wordml/cid" xmlns:w16="http://schemas.microsoft.com/office/word/2018/wordml" xmlns:w16sdtdh="http://schemas.microsoft.com/office/word/2020/wordml/sdtdatahash" xmlns:w16se="http://schemas.microsoft.com/office/word/2015/wordml/symex" xmlns:wpg="http://schemas.microsoft.com/office/word/2010/wordprocessingGroup" xmlns:wpi="http://schemas.microsoft.com/office/word/2010/wordprocessingInk" xmlns:wne="http://schemas.microsoft.com/office/word/2006/wordml" xmlns:wps="http://schemas.microsoft.com/office/word/2010/wordprocessingShape" mc:Ignorable="w14 w15 w16se w16cid w16 w16cex w16sdtdh wp14">
+<w:footnotes xmlns:wpc="http://schemas.microsoft.com/office/word/2010/wordprocessingCanvas" xmlns:cx="http://schemas.microsoft.com/office/drawing/2014/chartex" xmlns:cx1="http://schemas.microsoft.com/office/drawing/2015/9/8/chartex" xmlns:cx2="http://schemas.microsoft.com/office/drawing/2015/10/21/chartex" xmlns:cx3="http://schemas.microsoft.com/office/drawing/2016/5/9/chartex" xmlns:cx4="http://schemas.microsoft.com/office/drawing/2016/5/10/chartex" xmlns:cx5="http://schemas.microsoft.com/office/drawing/2016/5/11/chartex" xmlns:cx6="http://schemas.microsoft.com/office/drawing/2016/5/12/chartex" xmlns:cx7="http://schemas.microsoft.com/office/drawing/2016/5/13/chartex" xmlns:cx8="http://schemas.microsoft.com/office/drawing/2016/5/14/chartex" xmlns:mc="http://schemas.openxmlformats.org/markup-compatibility/2006" xmlns:aink="http://schemas.microsoft.com/office/drawing/2016/ink" xmlns:am3d="http://schemas.microsoft.com/office/drawing/2017/model3d" xmlns:o="urn:schemas-microsoft-com:office:office" xmlns:oel="http://schemas.microsoft.com/office/2019/extlst" xmlns:r="http://schemas.openxmlformats.org/officeDocument/2006/relationships" xmlns:m="http://schemas.openxmlformats.org/officeDocument/2006/math" xmlns:v="urn:schemas-microsoft-com:vml" xmlns:wp14="http://schemas.microsoft.com/office/word/2010/wordprocessingDrawing" xmlns:wp="http://schemas.openxmlformats.org/drawingml/2006/wordprocessingDrawing" xmlns:w10="urn:schemas-microsoft-com:office:word" xmlns:w="http://schemas.openxmlformats.org/wordprocessingml/2006/main" xmlns:w14="http://schemas.microsoft.com/office/word/2010/wordml" xmlns:w15="http://schemas.microsoft.com/office/word/2012/wordml" xmlns:w16cex="http://schemas.microsoft.com/office/word/2018/wordml/cex" xmlns:w16cid="http://schemas.microsoft.com/office/word/2016/wordml/cid" xmlns:w16="http://schemas.microsoft.com/office/word/2018/wordml" xmlns:w16du="http://schemas.microsoft.com/office/word/2023/wordml/word16du" xmlns:w16sdtdh="http://schemas.microsoft.com/office/word/2020/wordml/sdtdatahash" xmlns:w16sdtfl="http://schemas.microsoft.com/office/word/2024/wordml/sdtformatlock" xmlns:w16se="http://schemas.microsoft.com/office/word/2015/wordml/symex" xmlns:wpg="http://schemas.microsoft.com/office/word/2010/wordprocessingGroup" xmlns:wpi="http://schemas.microsoft.com/office/word/2010/wordprocessingInk" xmlns:wne="http://schemas.microsoft.com/office/word/2006/wordml" xmlns:wps="http://schemas.microsoft.com/office/word/2010/wordprocessingShape" mc:Ignorable="w14 w15 w16se w16cid w16 w16cex w16sdtdh w16sdtfl w16du wp14">
   <w:footnote w:type="separator" w:id="-1">
     <w:p>
       <w:pPr>
@@ -3830,7 +1089,7 @@
 </file>
 
 <file path=word/numbering.xml><?xml version="1.0" encoding="utf-8"?>
-<w:numbering xmlns:wpc="http://schemas.microsoft.com/office/word/2010/wordprocessingCanvas" xmlns:cx="http://schemas.microsoft.com/office/drawing/2014/chartex" xmlns:cx1="http://schemas.microsoft.com/office/drawing/2015/9/8/chartex" xmlns:cx2="http://schemas.microsoft.com/office/drawing/2015/10/21/chartex" xmlns:cx3="http://schemas.microsoft.com/office/drawing/2016/5/9/chartex" xmlns:cx4="http://schemas.microsoft.com/office/drawing/2016/5/10/chartex" xmlns:cx5="http://schemas.microsoft.com/office/drawing/2016/5/11/chartex" xmlns:cx6="http://schemas.microsoft.com/office/drawing/2016/5/12/chartex" xmlns:cx7="http://schemas.microsoft.com/office/drawing/2016/5/13/chartex" xmlns:cx8="http://schemas.microsoft.com/office/drawing/2016/5/14/chartex" xmlns:mc="http://schemas.openxmlformats.org/markup-compatibility/2006" xmlns:aink="http://schemas.microsoft.com/office/drawing/2016/ink" xmlns:am3d="http://schemas.microsoft.com/office/drawing/2017/model3d" xmlns:o="urn:schemas-microsoft-com:office:office" xmlns:r="http://schemas.openxmlformats.org/officeDocument/2006/relationships" xmlns:m="http://schemas.openxmlformats.org/officeDocument/2006/math" xmlns:v="urn:schemas-microsoft-com:vml" xmlns:wp14="http://schemas.microsoft.com/office/word/2010/wordprocessingDrawing" xmlns:wp="http://schemas.openxmlformats.org/drawingml/2006/wordprocessingDrawing" xmlns:w10="urn:schemas-microsoft-com:office:word" xmlns:w="http://schemas.openxmlformats.org/wordprocessingml/2006/main" xmlns:w14="http://schemas.microsoft.com/office/word/2010/wordml" xmlns:w15="http://schemas.microsoft.com/office/word/2012/wordml" xmlns:w16cex="http://schemas.microsoft.com/office/word/2018/wordml/cex" xmlns:w16cid="http://schemas.microsoft.com/office/word/2016/wordml/cid" xmlns:w16="http://schemas.microsoft.com/office/word/2018/wordml" xmlns:w16sdtdh="http://schemas.microsoft.com/office/word/2020/wordml/sdtdatahash" xmlns:w16se="http://schemas.microsoft.com/office/word/2015/wordml/symex" xmlns:wpg="http://schemas.microsoft.com/office/word/2010/wordprocessingGroup" xmlns:wpi="http://schemas.microsoft.com/office/word/2010/wordprocessingInk" xmlns:wne="http://schemas.microsoft.com/office/word/2006/wordml" xmlns:wps="http://schemas.microsoft.com/office/word/2010/wordprocessingShape" mc:Ignorable="w14 w15 w16se w16cid w16 w16cex w16sdtdh wp14">
+<w:numbering xmlns:wpc="http://schemas.microsoft.com/office/word/2010/wordprocessingCanvas" xmlns:cx="http://schemas.microsoft.com/office/drawing/2014/chartex" xmlns:cx1="http://schemas.microsoft.com/office/drawing/2015/9/8/chartex" xmlns:cx2="http://schemas.microsoft.com/office/drawing/2015/10/21/chartex" xmlns:cx3="http://schemas.microsoft.com/office/drawing/2016/5/9/chartex" xmlns:cx4="http://schemas.microsoft.com/office/drawing/2016/5/10/chartex" xmlns:cx5="http://schemas.microsoft.com/office/drawing/2016/5/11/chartex" xmlns:cx6="http://schemas.microsoft.com/office/drawing/2016/5/12/chartex" xmlns:cx7="http://schemas.microsoft.com/office/drawing/2016/5/13/chartex" xmlns:cx8="http://schemas.microsoft.com/office/drawing/2016/5/14/chartex" xmlns:mc="http://schemas.openxmlformats.org/markup-compatibility/2006" xmlns:aink="http://schemas.microsoft.com/office/drawing/2016/ink" xmlns:am3d="http://schemas.microsoft.com/office/drawing/2017/model3d" xmlns:o="urn:schemas-microsoft-com:office:office" xmlns:oel="http://schemas.microsoft.com/office/2019/extlst" xmlns:r="http://schemas.openxmlformats.org/officeDocument/2006/relationships" xmlns:m="http://schemas.openxmlformats.org/officeDocument/2006/math" xmlns:v="urn:schemas-microsoft-com:vml" xmlns:wp14="http://schemas.microsoft.com/office/word/2010/wordprocessingDrawing" xmlns:wp="http://schemas.openxmlformats.org/drawingml/2006/wordprocessingDrawing" xmlns:w10="urn:schemas-microsoft-com:office:word" xmlns:w="http://schemas.openxmlformats.org/wordprocessingml/2006/main" xmlns:w14="http://schemas.microsoft.com/office/word/2010/wordml" xmlns:w15="http://schemas.microsoft.com/office/word/2012/wordml" xmlns:w16cex="http://schemas.microsoft.com/office/word/2018/wordml/cex" xmlns:w16cid="http://schemas.microsoft.com/office/word/2016/wordml/cid" xmlns:w16="http://schemas.microsoft.com/office/word/2018/wordml" xmlns:w16du="http://schemas.microsoft.com/office/word/2023/wordml/word16du" xmlns:w16sdtdh="http://schemas.microsoft.com/office/word/2020/wordml/sdtdatahash" xmlns:w16sdtfl="http://schemas.microsoft.com/office/word/2024/wordml/sdtformatlock" xmlns:w16se="http://schemas.microsoft.com/office/word/2015/wordml/symex" xmlns:wpg="http://schemas.microsoft.com/office/word/2010/wordprocessingGroup" xmlns:wpi="http://schemas.microsoft.com/office/word/2010/wordprocessingInk" xmlns:wne="http://schemas.microsoft.com/office/word/2006/wordml" xmlns:wps="http://schemas.microsoft.com/office/word/2010/wordprocessingShape" mc:Ignorable="w14 w15 w16se w16cid w16 w16cex w16sdtdh w16sdtfl w16du wp14">
   <w:abstractNum w:abstractNumId="0" w15:restartNumberingAfterBreak="0">
     <w:nsid w:val="FFFFFF89"/>
     <w:multiLevelType w:val="singleLevel"/>
@@ -8127,124 +5386,124 @@
       </w:rPr>
     </w:lvl>
   </w:abstractNum>
-  <w:num w:numId="1">
+  <w:num w:numId="1" w16cid:durableId="779684307">
     <w:abstractNumId w:val="24"/>
   </w:num>
-  <w:num w:numId="2">
+  <w:num w:numId="2" w16cid:durableId="2097897206">
     <w:abstractNumId w:val="20"/>
   </w:num>
-  <w:num w:numId="3">
+  <w:num w:numId="3" w16cid:durableId="2094086175">
     <w:abstractNumId w:val="25"/>
   </w:num>
-  <w:num w:numId="4">
+  <w:num w:numId="4" w16cid:durableId="2046514987">
     <w:abstractNumId w:val="9"/>
   </w:num>
-  <w:num w:numId="5">
+  <w:num w:numId="5" w16cid:durableId="2071343722">
     <w:abstractNumId w:val="11"/>
   </w:num>
-  <w:num w:numId="6">
+  <w:num w:numId="6" w16cid:durableId="2070415828">
     <w:abstractNumId w:val="28"/>
   </w:num>
-  <w:num w:numId="7">
+  <w:num w:numId="7" w16cid:durableId="1058555811">
     <w:abstractNumId w:val="17"/>
   </w:num>
-  <w:num w:numId="8">
+  <w:num w:numId="8" w16cid:durableId="589001416">
     <w:abstractNumId w:val="15"/>
   </w:num>
-  <w:num w:numId="9">
+  <w:num w:numId="9" w16cid:durableId="625967012">
     <w:abstractNumId w:val="36"/>
   </w:num>
-  <w:num w:numId="10">
+  <w:num w:numId="10" w16cid:durableId="207844499">
     <w:abstractNumId w:val="6"/>
   </w:num>
-  <w:num w:numId="11">
+  <w:num w:numId="11" w16cid:durableId="1610698971">
     <w:abstractNumId w:val="29"/>
   </w:num>
-  <w:num w:numId="12">
+  <w:num w:numId="12" w16cid:durableId="573395166">
     <w:abstractNumId w:val="3"/>
   </w:num>
-  <w:num w:numId="13">
+  <w:num w:numId="13" w16cid:durableId="818574889">
     <w:abstractNumId w:val="19"/>
   </w:num>
-  <w:num w:numId="14">
+  <w:num w:numId="14" w16cid:durableId="129061229">
     <w:abstractNumId w:val="23"/>
   </w:num>
-  <w:num w:numId="15">
+  <w:num w:numId="15" w16cid:durableId="772820175">
     <w:abstractNumId w:val="18"/>
   </w:num>
-  <w:num w:numId="16">
+  <w:num w:numId="16" w16cid:durableId="1774278815">
     <w:abstractNumId w:val="31"/>
   </w:num>
-  <w:num w:numId="17">
+  <w:num w:numId="17" w16cid:durableId="1233808645">
     <w:abstractNumId w:val="5"/>
   </w:num>
-  <w:num w:numId="18">
+  <w:num w:numId="18" w16cid:durableId="1827017449">
     <w:abstractNumId w:val="16"/>
   </w:num>
-  <w:num w:numId="19">
+  <w:num w:numId="19" w16cid:durableId="949047494">
     <w:abstractNumId w:val="27"/>
   </w:num>
-  <w:num w:numId="20">
+  <w:num w:numId="20" w16cid:durableId="157767073">
     <w:abstractNumId w:val="4"/>
   </w:num>
-  <w:num w:numId="21">
+  <w:num w:numId="21" w16cid:durableId="1525243402">
     <w:abstractNumId w:val="2"/>
   </w:num>
-  <w:num w:numId="22">
+  <w:num w:numId="22" w16cid:durableId="494149790">
     <w:abstractNumId w:val="13"/>
   </w:num>
-  <w:num w:numId="23">
+  <w:num w:numId="23" w16cid:durableId="2062704182">
     <w:abstractNumId w:val="8"/>
   </w:num>
-  <w:num w:numId="24">
+  <w:num w:numId="24" w16cid:durableId="180555694">
     <w:abstractNumId w:val="14"/>
   </w:num>
-  <w:num w:numId="25">
+  <w:num w:numId="25" w16cid:durableId="592082914">
     <w:abstractNumId w:val="30"/>
   </w:num>
-  <w:num w:numId="26">
+  <w:num w:numId="26" w16cid:durableId="1649552135">
     <w:abstractNumId w:val="37"/>
   </w:num>
-  <w:num w:numId="27">
+  <w:num w:numId="27" w16cid:durableId="1162351478">
     <w:abstractNumId w:val="1"/>
   </w:num>
-  <w:num w:numId="28">
+  <w:num w:numId="28" w16cid:durableId="955870768">
     <w:abstractNumId w:val="32"/>
   </w:num>
-  <w:num w:numId="29">
+  <w:num w:numId="29" w16cid:durableId="606305268">
     <w:abstractNumId w:val="7"/>
   </w:num>
-  <w:num w:numId="30">
+  <w:num w:numId="30" w16cid:durableId="114178265">
     <w:abstractNumId w:val="35"/>
   </w:num>
-  <w:num w:numId="31">
+  <w:num w:numId="31" w16cid:durableId="1273708493">
     <w:abstractNumId w:val="33"/>
   </w:num>
-  <w:num w:numId="32">
+  <w:num w:numId="32" w16cid:durableId="1469782513">
     <w:abstractNumId w:val="38"/>
   </w:num>
-  <w:num w:numId="33">
+  <w:num w:numId="33" w16cid:durableId="1750885308">
     <w:abstractNumId w:val="0"/>
   </w:num>
-  <w:num w:numId="34">
+  <w:num w:numId="34" w16cid:durableId="729495542">
     <w:abstractNumId w:val="21"/>
   </w:num>
-  <w:num w:numId="35">
+  <w:num w:numId="35" w16cid:durableId="1582445645">
     <w:abstractNumId w:val="34"/>
   </w:num>
-  <w:num w:numId="36">
+  <w:num w:numId="36" w16cid:durableId="1101872041">
     <w:abstractNumId w:val="22"/>
   </w:num>
-  <w:num w:numId="37">
+  <w:num w:numId="37" w16cid:durableId="1164279370">
     <w:abstractNumId w:val="26"/>
   </w:num>
-  <w:num w:numId="38">
+  <w:num w:numId="38" w16cid:durableId="651132673">
     <w:abstractNumId w:val="10"/>
   </w:num>
-  <w:num w:numId="39">
+  <w:num w:numId="39" w16cid:durableId="594361293">
     <w:abstractNumId w:val="12"/>
   </w:num>
-  <w:num w:numId="40">
+  <w:num w:numId="40" w16cid:durableId="2018188508">
     <w:abstractNumId w:val="39"/>
   </w:num>
   <w:numIdMacAtCleanup w:val="7"/>
@@ -8252,7 +5511,7 @@
 </file>
 
 <file path=word/styles.xml><?xml version="1.0" encoding="utf-8"?>
-<w:styles xmlns:mc="http://schemas.openxmlformats.org/markup-compatibility/2006" xmlns:r="http://schemas.openxmlformats.org/officeDocument/2006/relationships" xmlns:w="http://schemas.openxmlformats.org/wordprocessingml/2006/main" xmlns:w14="http://schemas.microsoft.com/office/word/2010/wordml" xmlns:w15="http://schemas.microsoft.com/office/word/2012/wordml" xmlns:w16cex="http://schemas.microsoft.com/office/word/2018/wordml/cex" xmlns:w16cid="http://schemas.microsoft.com/office/word/2016/wordml/cid" xmlns:w16="http://schemas.microsoft.com/office/word/2018/wordml" xmlns:w16sdtdh="http://schemas.microsoft.com/office/word/2020/wordml/sdtdatahash" xmlns:w16se="http://schemas.microsoft.com/office/word/2015/wordml/symex" mc:Ignorable="w14 w15 w16se w16cid w16 w16cex w16sdtdh">
+<w:styles xmlns:mc="http://schemas.openxmlformats.org/markup-compatibility/2006" xmlns:r="http://schemas.openxmlformats.org/officeDocument/2006/relationships" xmlns:w="http://schemas.openxmlformats.org/wordprocessingml/2006/main" xmlns:w14="http://schemas.microsoft.com/office/word/2010/wordml" xmlns:w15="http://schemas.microsoft.com/office/word/2012/wordml" xmlns:w16cex="http://schemas.microsoft.com/office/word/2018/wordml/cex" xmlns:w16cid="http://schemas.microsoft.com/office/word/2016/wordml/cid" xmlns:w16="http://schemas.microsoft.com/office/word/2018/wordml" xmlns:w16du="http://schemas.microsoft.com/office/word/2023/wordml/word16du" xmlns:w16sdtdh="http://schemas.microsoft.com/office/word/2020/wordml/sdtdatahash" xmlns:w16sdtfl="http://schemas.microsoft.com/office/word/2024/wordml/sdtformatlock" xmlns:w16se="http://schemas.microsoft.com/office/word/2015/wordml/symex" mc:Ignorable="w14 w15 w16se w16cid w16 w16cex w16sdtdh w16sdtfl w16du">
   <w:docDefaults>
     <w:rPrDefault>
       <w:rPr>
